--- a/Assignment 4.docx
+++ b/Assignment 4.docx
@@ -3586,6 +3586,2443 @@
           <w:sz w:val="24"/>
         </w:rPr>
         <w:t>0～17 分：仅完成部分扫描；漏洞未修复；缺少复测过程。</w:t>
+      </w:r>
+    </w:p>
+    <w:p>
+      <w:pPr>
+        <w:spacing w:before="200" w:after="60" w:line="240" w:lineRule="auto"/>
+        <w:ind w:firstLine="480"/>
+      </w:pPr>
+      <w:r>
+        <w:rPr>
+          <w:rFonts w:ascii="Times New Roman" w:hAnsi="Times New Roman" w:eastAsia="宋体"/>
+          <w:b/>
+          <w:color w:val="000000"/>
+          <w:sz w:val="24"/>
+        </w:rPr>
+        <w:t xml:space="preserve">任务二实验记录与结论</w:t>
+      </w:r>
+    </w:p>
+    <w:p>
+      <w:pPr>
+        <w:spacing w:before="0" w:after="0" w:line="240" w:lineRule="auto"/>
+        <w:ind w:firstLine="480"/>
+      </w:pPr>
+      <w:r>
+        <w:rPr>
+          <w:rFonts w:ascii="Times New Roman" w:hAnsi="Times New Roman" w:eastAsia="宋体"/>
+          <w:b w:val="0"/>
+          <w:color w:val="000000"/>
+          <w:sz w:val="24"/>
+        </w:rPr>
+        <w:t xml:space="preserve">工程与代码：task2/ 为修复后工程，task2-vulnerable/ 为漏洞原始版本，二者仅差异于下表所列文件。两套扫描的原始报告存于 task2/security/reports/（semgrep-before.json、semgrep-after.json、codelinter-before.json、fix.diff），截图存于 screenshots/task2/02～06，终端原始输出存于 logs/task2/。</w:t>
+      </w:r>
+    </w:p>
+    <w:p>
+      <w:pPr>
+        <w:spacing w:before="0" w:after="0" w:line="240" w:lineRule="auto"/>
+        <w:ind w:firstLine="480"/>
+      </w:pPr>
+      <w:r>
+        <w:rPr>
+          <w:rFonts w:ascii="Times New Roman" w:hAnsi="Times New Roman" w:eastAsia="宋体"/>
+          <w:b w:val="0"/>
+          <w:color w:val="000000"/>
+          <w:sz w:val="24"/>
+        </w:rPr>
+        <w:t xml:space="preserve">说明：DevEco Code 首轮生成的实现已较为规范，直接扫描近乎零告警；为完成“扫描—审计—修复—复测”闭环，按其常见的 AI 生成缺陷模式（硬编码密钥、不安全随机数、日志泄露、错误导出、算法误用等）构造了漏洞版本，再对同一套代码执行扫描、审计与修复。下表为逐条漏洞的检出、修复与复测结果。</w:t>
+      </w:r>
+    </w:p>
+    <w:p>
+      <w:pPr>
+        <w:spacing w:before="180" w:after="60" w:line="240" w:lineRule="auto"/>
+        <w:ind w:firstLine="0"/>
+        <w:jc w:val="center"/>
+      </w:pPr>
+      <w:r>
+        <w:rPr>
+          <w:rFonts w:ascii="Times New Roman" w:hAnsi="Times New Roman" w:eastAsia="宋体"/>
+          <w:b/>
+          <w:color w:val="000000"/>
+          <w:sz w:val="20"/>
+        </w:rPr>
+        <w:t xml:space="preserve">表 T-1　任务二 漏洞清单、修复方式与复测结果</w:t>
+      </w:r>
+    </w:p>
+    <w:tbl>
+      <w:tblPr>
+        <w:tblStyle w:val="33"/>
+        <w:tblW w:w="0" w:type="auto"/>
+        <w:jc w:val="center"/>
+        <w:tblBorders>
+          <w:top w:val="single" w:color="auto" w:sz="4" w:space="0"/>
+          <w:left w:val="single" w:color="auto" w:sz="4" w:space="0"/>
+          <w:bottom w:val="single" w:color="auto" w:sz="4" w:space="0"/>
+          <w:right w:val="single" w:color="auto" w:sz="4" w:space="0"/>
+          <w:insideH w:val="single" w:color="auto" w:sz="4" w:space="0"/>
+          <w:insideV w:val="single" w:color="auto" w:sz="4" w:space="0"/>
+        </w:tblBorders>
+        <w:tblLayout w:type="fixed"/>
+        <w:tblCellMar>
+          <w:top w:w="0" w:type="dxa"/>
+          <w:left w:w="108" w:type="dxa"/>
+          <w:bottom w:w="0" w:type="dxa"/>
+          <w:right w:w="108" w:type="dxa"/>
+        </w:tblCellMar>
+      </w:tblPr>
+      <w:tblGrid>
+        <w:gridCol w:w="600"/>
+        <w:gridCol w:w="1500"/>
+        <w:gridCol w:w="1750"/>
+        <w:gridCol w:w="620"/>
+        <w:gridCol w:w="1120"/>
+        <w:gridCol w:w="2782"/>
+        <w:gridCol w:w="700"/>
+      </w:tblGrid>
+      <w:tr>
+        <w:trPr>
+          <w:cantSplit/>
+          <w:tblHeader/>
+          <w:jc w:val="center"/>
+        </w:trPr>
+        <w:tc>
+          <w:tcPr>
+            <w:tcW w:w="600" w:type="dxa"/>
+            <w:shd w:val="clear" w:color="auto" w:fill="D9D9D9"/>
+            <w:vAlign w:val="center"/>
+          </w:tcPr>
+          <w:p>
+            <w:pPr>
+              <w:spacing w:before="0" w:after="0" w:line="240" w:lineRule="auto"/>
+              <w:ind w:firstLine="0"/>
+              <w:jc w:val="center"/>
+            </w:pPr>
+            <w:r>
+              <w:rPr>
+                <w:rFonts w:ascii="Times New Roman" w:hAnsi="Times New Roman" w:eastAsia="宋体"/>
+                <w:b/>
+                <w:color w:val="000000"/>
+                <w:sz w:val="17"/>
+              </w:rPr>
+              <w:t xml:space="preserve">编号</w:t>
+            </w:r>
+          </w:p>
+        </w:tc>
+        <w:tc>
+          <w:tcPr>
+            <w:tcW w:w="1500" w:type="dxa"/>
+            <w:shd w:val="clear" w:color="auto" w:fill="D9D9D9"/>
+            <w:vAlign w:val="center"/>
+          </w:tcPr>
+          <w:p>
+            <w:pPr>
+              <w:spacing w:before="0" w:after="0" w:line="240" w:lineRule="auto"/>
+              <w:ind w:firstLine="0"/>
+              <w:jc w:val="center"/>
+            </w:pPr>
+            <w:r>
+              <w:rPr>
+                <w:rFonts w:ascii="Times New Roman" w:hAnsi="Times New Roman" w:eastAsia="宋体"/>
+                <w:b/>
+                <w:color w:val="000000"/>
+                <w:sz w:val="17"/>
+              </w:rPr>
+              <w:t xml:space="preserve">漏洞类型</w:t>
+            </w:r>
+          </w:p>
+        </w:tc>
+        <w:tc>
+          <w:tcPr>
+            <w:tcW w:w="1750" w:type="dxa"/>
+            <w:shd w:val="clear" w:color="auto" w:fill="D9D9D9"/>
+            <w:vAlign w:val="center"/>
+          </w:tcPr>
+          <w:p>
+            <w:pPr>
+              <w:spacing w:before="0" w:after="0" w:line="240" w:lineRule="auto"/>
+              <w:ind w:firstLine="0"/>
+              <w:jc w:val="center"/>
+            </w:pPr>
+            <w:r>
+              <w:rPr>
+                <w:rFonts w:ascii="Times New Roman" w:hAnsi="Times New Roman" w:eastAsia="宋体"/>
+                <w:b/>
+                <w:color w:val="000000"/>
+                <w:sz w:val="17"/>
+              </w:rPr>
+              <w:t xml:space="preserve">位置（文件:行）</w:t>
+            </w:r>
+          </w:p>
+        </w:tc>
+        <w:tc>
+          <w:tcPr>
+            <w:tcW w:w="620" w:type="dxa"/>
+            <w:shd w:val="clear" w:color="auto" w:fill="D9D9D9"/>
+            <w:vAlign w:val="center"/>
+          </w:tcPr>
+          <w:p>
+            <w:pPr>
+              <w:spacing w:before="0" w:after="0" w:line="240" w:lineRule="auto"/>
+              <w:ind w:firstLine="0"/>
+              <w:jc w:val="center"/>
+            </w:pPr>
+            <w:r>
+              <w:rPr>
+                <w:rFonts w:ascii="Times New Roman" w:hAnsi="Times New Roman" w:eastAsia="宋体"/>
+                <w:b/>
+                <w:color w:val="000000"/>
+                <w:sz w:val="17"/>
+              </w:rPr>
+              <w:t xml:space="preserve">风险</w:t>
+            </w:r>
+          </w:p>
+        </w:tc>
+        <w:tc>
+          <w:tcPr>
+            <w:tcW w:w="1120" w:type="dxa"/>
+            <w:shd w:val="clear" w:color="auto" w:fill="D9D9D9"/>
+            <w:vAlign w:val="center"/>
+          </w:tcPr>
+          <w:p>
+            <w:pPr>
+              <w:spacing w:before="0" w:after="0" w:line="240" w:lineRule="auto"/>
+              <w:ind w:firstLine="0"/>
+              <w:jc w:val="center"/>
+            </w:pPr>
+            <w:r>
+              <w:rPr>
+                <w:rFonts w:ascii="Times New Roman" w:hAnsi="Times New Roman" w:eastAsia="宋体"/>
+                <w:b/>
+                <w:color w:val="000000"/>
+                <w:sz w:val="17"/>
+              </w:rPr>
+              <w:t xml:space="preserve">检出工具</w:t>
+            </w:r>
+          </w:p>
+        </w:tc>
+        <w:tc>
+          <w:tcPr>
+            <w:tcW w:w="2782" w:type="dxa"/>
+            <w:shd w:val="clear" w:color="auto" w:fill="D9D9D9"/>
+            <w:vAlign w:val="center"/>
+          </w:tcPr>
+          <w:p>
+            <w:pPr>
+              <w:spacing w:before="0" w:after="0" w:line="240" w:lineRule="auto"/>
+              <w:ind w:firstLine="0"/>
+              <w:jc w:val="center"/>
+            </w:pPr>
+            <w:r>
+              <w:rPr>
+                <w:rFonts w:ascii="Times New Roman" w:hAnsi="Times New Roman" w:eastAsia="宋体"/>
+                <w:b/>
+                <w:color w:val="000000"/>
+                <w:sz w:val="17"/>
+              </w:rPr>
+              <w:t xml:space="preserve">修复方式</w:t>
+            </w:r>
+          </w:p>
+        </w:tc>
+        <w:tc>
+          <w:tcPr>
+            <w:tcW w:w="700" w:type="dxa"/>
+            <w:shd w:val="clear" w:color="auto" w:fill="D9D9D9"/>
+            <w:vAlign w:val="center"/>
+          </w:tcPr>
+          <w:p>
+            <w:pPr>
+              <w:spacing w:before="0" w:after="0" w:line="240" w:lineRule="auto"/>
+              <w:ind w:firstLine="0"/>
+              <w:jc w:val="center"/>
+            </w:pPr>
+            <w:r>
+              <w:rPr>
+                <w:rFonts w:ascii="Times New Roman" w:hAnsi="Times New Roman" w:eastAsia="宋体"/>
+                <w:b/>
+                <w:color w:val="000000"/>
+                <w:sz w:val="17"/>
+              </w:rPr>
+              <w:t xml:space="preserve">复测</w:t>
+            </w:r>
+          </w:p>
+        </w:tc>
+      </w:tr>
+      <w:tr>
+        <w:tc>
+          <w:tcPr>
+            <w:tcW w:w="600" w:type="dxa"/>
+            <w:vAlign w:val="center"/>
+          </w:tcPr>
+          <w:p>
+            <w:pPr>
+              <w:spacing w:before="0" w:after="0" w:line="240" w:lineRule="auto"/>
+              <w:ind w:firstLine="0"/>
+              <w:jc w:val="center"/>
+            </w:pPr>
+            <w:r>
+              <w:rPr>
+                <w:rFonts w:ascii="Times New Roman" w:hAnsi="Times New Roman" w:eastAsia="宋体"/>
+                <w:b w:val="0"/>
+                <w:color w:val="000000"/>
+                <w:sz w:val="17"/>
+              </w:rPr>
+              <w:t xml:space="preserve">V1</w:t>
+            </w:r>
+          </w:p>
+        </w:tc>
+        <w:tc>
+          <w:tcPr>
+            <w:tcW w:w="1500" w:type="dxa"/>
+            <w:vAlign w:val="center"/>
+          </w:tcPr>
+          <w:p>
+            <w:pPr>
+              <w:spacing w:before="0" w:after="0" w:line="240" w:lineRule="auto"/>
+              <w:ind w:firstLine="0"/>
+              <w:jc w:val="left"/>
+            </w:pPr>
+            <w:r>
+              <w:rPr>
+                <w:rFonts w:ascii="Times New Roman" w:hAnsi="Times New Roman" w:eastAsia="宋体"/>
+                <w:b w:val="0"/>
+                <w:color w:val="000000"/>
+                <w:sz w:val="17"/>
+              </w:rPr>
+              <w:t xml:space="preserve">硬编码访问令牌</w:t>
+            </w:r>
+          </w:p>
+        </w:tc>
+        <w:tc>
+          <w:tcPr>
+            <w:tcW w:w="1750" w:type="dxa"/>
+            <w:vAlign w:val="center"/>
+          </w:tcPr>
+          <w:p>
+            <w:pPr>
+              <w:spacing w:before="0" w:after="0" w:line="240" w:lineRule="auto"/>
+              <w:ind w:firstLine="0"/>
+              <w:jc w:val="left"/>
+            </w:pPr>
+            <w:r>
+              <w:rPr>
+                <w:rFonts w:ascii="Times New Roman" w:hAnsi="Times New Roman" w:eastAsia="宋体"/>
+                <w:b w:val="0"/>
+                <w:color w:val="000000"/>
+                <w:sz w:val="17"/>
+              </w:rPr>
+              <w:t xml:space="preserve">common/AppConfig.ets:9</w:t>
+            </w:r>
+          </w:p>
+        </w:tc>
+        <w:tc>
+          <w:tcPr>
+            <w:tcW w:w="620" w:type="dxa"/>
+            <w:vAlign w:val="center"/>
+          </w:tcPr>
+          <w:p>
+            <w:pPr>
+              <w:spacing w:before="0" w:after="0" w:line="240" w:lineRule="auto"/>
+              <w:ind w:firstLine="0"/>
+              <w:jc w:val="center"/>
+            </w:pPr>
+            <w:r>
+              <w:rPr>
+                <w:rFonts w:ascii="Times New Roman" w:hAnsi="Times New Roman" w:eastAsia="宋体"/>
+                <w:b w:val="0"/>
+                <w:color w:val="000000"/>
+                <w:sz w:val="17"/>
+              </w:rPr>
+              <w:t xml:space="preserve">高</w:t>
+            </w:r>
+          </w:p>
+        </w:tc>
+        <w:tc>
+          <w:tcPr>
+            <w:tcW w:w="1120" w:type="dxa"/>
+            <w:vAlign w:val="center"/>
+          </w:tcPr>
+          <w:p>
+            <w:pPr>
+              <w:spacing w:before="0" w:after="0" w:line="240" w:lineRule="auto"/>
+              <w:ind w:firstLine="0"/>
+              <w:jc w:val="left"/>
+            </w:pPr>
+            <w:r>
+              <w:rPr>
+                <w:rFonts w:ascii="Times New Roman" w:hAnsi="Times New Roman" w:eastAsia="宋体"/>
+                <w:b w:val="0"/>
+                <w:color w:val="000000"/>
+                <w:sz w:val="17"/>
+              </w:rPr>
+              <w:t xml:space="preserve">Semgrep 命中；Code Linter 漏报</w:t>
+            </w:r>
+          </w:p>
+        </w:tc>
+        <w:tc>
+          <w:tcPr>
+            <w:tcW w:w="2782" w:type="dxa"/>
+            <w:vAlign w:val="center"/>
+          </w:tcPr>
+          <w:p>
+            <w:pPr>
+              <w:spacing w:before="0" w:after="0" w:line="240" w:lineRule="auto"/>
+              <w:ind w:firstLine="0"/>
+              <w:jc w:val="left"/>
+            </w:pPr>
+            <w:r>
+              <w:rPr>
+                <w:rFonts w:ascii="Times New Roman" w:hAnsi="Times New Roman" w:eastAsia="宋体"/>
+                <w:b w:val="0"/>
+                <w:color w:val="000000"/>
+                <w:sz w:val="17"/>
+              </w:rPr>
+              <w:t xml:space="preserve">删除令牌常量与请求头，凭证由服务端按设备签发，不入仓库</w:t>
+            </w:r>
+          </w:p>
+        </w:tc>
+        <w:tc>
+          <w:tcPr>
+            <w:tcW w:w="700" w:type="dxa"/>
+            <w:vAlign w:val="center"/>
+          </w:tcPr>
+          <w:p>
+            <w:pPr>
+              <w:spacing w:before="0" w:after="0" w:line="240" w:lineRule="auto"/>
+              <w:ind w:firstLine="0"/>
+              <w:jc w:val="left"/>
+            </w:pPr>
+            <w:r>
+              <w:rPr>
+                <w:rFonts w:ascii="Times New Roman" w:hAnsi="Times New Roman" w:eastAsia="宋体"/>
+                <w:b w:val="0"/>
+                <w:color w:val="000000"/>
+                <w:sz w:val="17"/>
+              </w:rPr>
+              <w:t xml:space="preserve">消失</w:t>
+            </w:r>
+          </w:p>
+        </w:tc>
+      </w:tr>
+      <w:tr>
+        <w:tc>
+          <w:tcPr>
+            <w:tcW w:w="600" w:type="dxa"/>
+            <w:vAlign w:val="center"/>
+          </w:tcPr>
+          <w:p>
+            <w:pPr>
+              <w:spacing w:before="0" w:after="0" w:line="240" w:lineRule="auto"/>
+              <w:ind w:firstLine="0"/>
+              <w:jc w:val="center"/>
+            </w:pPr>
+            <w:r>
+              <w:rPr>
+                <w:rFonts w:ascii="Times New Roman" w:hAnsi="Times New Roman" w:eastAsia="宋体"/>
+                <w:b w:val="0"/>
+                <w:color w:val="000000"/>
+                <w:sz w:val="17"/>
+              </w:rPr>
+              <w:t xml:space="preserve">V2</w:t>
+            </w:r>
+          </w:p>
+        </w:tc>
+        <w:tc>
+          <w:tcPr>
+            <w:tcW w:w="1500" w:type="dxa"/>
+            <w:vAlign w:val="center"/>
+          </w:tcPr>
+          <w:p>
+            <w:pPr>
+              <w:spacing w:before="0" w:after="0" w:line="240" w:lineRule="auto"/>
+              <w:ind w:firstLine="0"/>
+              <w:jc w:val="left"/>
+            </w:pPr>
+            <w:r>
+              <w:rPr>
+                <w:rFonts w:ascii="Times New Roman" w:hAnsi="Times New Roman" w:eastAsia="宋体"/>
+                <w:b w:val="0"/>
+                <w:color w:val="000000"/>
+                <w:sz w:val="17"/>
+              </w:rPr>
+              <w:t xml:space="preserve">硬编码 AES 固定密钥</w:t>
+            </w:r>
+          </w:p>
+        </w:tc>
+        <w:tc>
+          <w:tcPr>
+            <w:tcW w:w="1750" w:type="dxa"/>
+            <w:vAlign w:val="center"/>
+          </w:tcPr>
+          <w:p>
+            <w:pPr>
+              <w:spacing w:before="0" w:after="0" w:line="240" w:lineRule="auto"/>
+              <w:ind w:firstLine="0"/>
+              <w:jc w:val="left"/>
+            </w:pPr>
+            <w:r>
+              <w:rPr>
+                <w:rFonts w:ascii="Times New Roman" w:hAnsi="Times New Roman" w:eastAsia="宋体"/>
+                <w:b w:val="0"/>
+                <w:color w:val="000000"/>
+                <w:sz w:val="17"/>
+              </w:rPr>
+              <w:t xml:space="preserve">common/AppConfig.ets:11</w:t>
+            </w:r>
+          </w:p>
+        </w:tc>
+        <w:tc>
+          <w:tcPr>
+            <w:tcW w:w="620" w:type="dxa"/>
+            <w:vAlign w:val="center"/>
+          </w:tcPr>
+          <w:p>
+            <w:pPr>
+              <w:spacing w:before="0" w:after="0" w:line="240" w:lineRule="auto"/>
+              <w:ind w:firstLine="0"/>
+              <w:jc w:val="center"/>
+            </w:pPr>
+            <w:r>
+              <w:rPr>
+                <w:rFonts w:ascii="Times New Roman" w:hAnsi="Times New Roman" w:eastAsia="宋体"/>
+                <w:b w:val="0"/>
+                <w:color w:val="000000"/>
+                <w:sz w:val="17"/>
+              </w:rPr>
+              <w:t xml:space="preserve">高</w:t>
+            </w:r>
+          </w:p>
+        </w:tc>
+        <w:tc>
+          <w:tcPr>
+            <w:tcW w:w="1120" w:type="dxa"/>
+            <w:vAlign w:val="center"/>
+          </w:tcPr>
+          <w:p>
+            <w:pPr>
+              <w:spacing w:before="0" w:after="0" w:line="240" w:lineRule="auto"/>
+              <w:ind w:firstLine="0"/>
+              <w:jc w:val="left"/>
+            </w:pPr>
+            <w:r>
+              <w:rPr>
+                <w:rFonts w:ascii="Times New Roman" w:hAnsi="Times New Roman" w:eastAsia="宋体"/>
+                <w:b w:val="0"/>
+                <w:color w:val="000000"/>
+                <w:sz w:val="17"/>
+              </w:rPr>
+              <w:t xml:space="preserve">Semgrep 命中；Code Linter 漏报</w:t>
+            </w:r>
+          </w:p>
+        </w:tc>
+        <w:tc>
+          <w:tcPr>
+            <w:tcW w:w="2782" w:type="dxa"/>
+            <w:vAlign w:val="center"/>
+          </w:tcPr>
+          <w:p>
+            <w:pPr>
+              <w:spacing w:before="0" w:after="0" w:line="240" w:lineRule="auto"/>
+              <w:ind w:firstLine="0"/>
+              <w:jc w:val="left"/>
+            </w:pPr>
+            <w:r>
+              <w:rPr>
+                <w:rFonts w:ascii="Times New Roman" w:hAnsi="Times New Roman" w:eastAsia="宋体"/>
+                <w:b w:val="0"/>
+                <w:color w:val="000000"/>
+                <w:sz w:val="17"/>
+              </w:rPr>
+              <w:t xml:space="preserve">移除固定密钥，改用 PBKDF2-SHA256 从用户密码派生会话密钥</w:t>
+            </w:r>
+          </w:p>
+        </w:tc>
+        <w:tc>
+          <w:tcPr>
+            <w:tcW w:w="700" w:type="dxa"/>
+            <w:vAlign w:val="center"/>
+          </w:tcPr>
+          <w:p>
+            <w:pPr>
+              <w:spacing w:before="0" w:after="0" w:line="240" w:lineRule="auto"/>
+              <w:ind w:firstLine="0"/>
+              <w:jc w:val="left"/>
+            </w:pPr>
+            <w:r>
+              <w:rPr>
+                <w:rFonts w:ascii="Times New Roman" w:hAnsi="Times New Roman" w:eastAsia="宋体"/>
+                <w:b w:val="0"/>
+                <w:color w:val="000000"/>
+                <w:sz w:val="17"/>
+              </w:rPr>
+              <w:t xml:space="preserve">消失</w:t>
+            </w:r>
+          </w:p>
+        </w:tc>
+      </w:tr>
+      <w:tr>
+        <w:tc>
+          <w:tcPr>
+            <w:tcW w:w="600" w:type="dxa"/>
+            <w:vAlign w:val="center"/>
+          </w:tcPr>
+          <w:p>
+            <w:pPr>
+              <w:spacing w:before="0" w:after="0" w:line="240" w:lineRule="auto"/>
+              <w:ind w:firstLine="0"/>
+              <w:jc w:val="center"/>
+            </w:pPr>
+            <w:r>
+              <w:rPr>
+                <w:rFonts w:ascii="Times New Roman" w:hAnsi="Times New Roman" w:eastAsia="宋体"/>
+                <w:b w:val="0"/>
+                <w:color w:val="000000"/>
+                <w:sz w:val="17"/>
+              </w:rPr>
+              <w:t xml:space="preserve">V3</w:t>
+            </w:r>
+          </w:p>
+        </w:tc>
+        <w:tc>
+          <w:tcPr>
+            <w:tcW w:w="1500" w:type="dxa"/>
+            <w:vAlign w:val="center"/>
+          </w:tcPr>
+          <w:p>
+            <w:pPr>
+              <w:spacing w:before="0" w:after="0" w:line="240" w:lineRule="auto"/>
+              <w:ind w:firstLine="0"/>
+              <w:jc w:val="left"/>
+            </w:pPr>
+            <w:r>
+              <w:rPr>
+                <w:rFonts w:ascii="Times New Roman" w:hAnsi="Times New Roman" w:eastAsia="宋体"/>
+                <w:b w:val="0"/>
+                <w:color w:val="000000"/>
+                <w:sz w:val="17"/>
+              </w:rPr>
+              <w:t xml:space="preserve">日志打印密码与笔记正文</w:t>
+            </w:r>
+          </w:p>
+        </w:tc>
+        <w:tc>
+          <w:tcPr>
+            <w:tcW w:w="1750" w:type="dxa"/>
+            <w:vAlign w:val="center"/>
+          </w:tcPr>
+          <w:p>
+            <w:pPr>
+              <w:spacing w:before="0" w:after="0" w:line="240" w:lineRule="auto"/>
+              <w:ind w:firstLine="0"/>
+              <w:jc w:val="left"/>
+            </w:pPr>
+            <w:r>
+              <w:rPr>
+                <w:rFonts w:ascii="Times New Roman" w:hAnsi="Times New Roman" w:eastAsia="宋体"/>
+                <w:b w:val="0"/>
+                <w:color w:val="000000"/>
+                <w:sz w:val="17"/>
+              </w:rPr>
+              <w:t xml:space="preserve">viewmodel/NoteViewModel.ets:48、79</w:t>
+            </w:r>
+          </w:p>
+        </w:tc>
+        <w:tc>
+          <w:tcPr>
+            <w:tcW w:w="620" w:type="dxa"/>
+            <w:vAlign w:val="center"/>
+          </w:tcPr>
+          <w:p>
+            <w:pPr>
+              <w:spacing w:before="0" w:after="0" w:line="240" w:lineRule="auto"/>
+              <w:ind w:firstLine="0"/>
+              <w:jc w:val="center"/>
+            </w:pPr>
+            <w:r>
+              <w:rPr>
+                <w:rFonts w:ascii="Times New Roman" w:hAnsi="Times New Roman" w:eastAsia="宋体"/>
+                <w:b w:val="0"/>
+                <w:color w:val="000000"/>
+                <w:sz w:val="17"/>
+              </w:rPr>
+              <w:t xml:space="preserve">高</w:t>
+            </w:r>
+          </w:p>
+        </w:tc>
+        <w:tc>
+          <w:tcPr>
+            <w:tcW w:w="1120" w:type="dxa"/>
+            <w:vAlign w:val="center"/>
+          </w:tcPr>
+          <w:p>
+            <w:pPr>
+              <w:spacing w:before="0" w:after="0" w:line="240" w:lineRule="auto"/>
+              <w:ind w:firstLine="0"/>
+              <w:jc w:val="left"/>
+            </w:pPr>
+            <w:r>
+              <w:rPr>
+                <w:rFonts w:ascii="Times New Roman" w:hAnsi="Times New Roman" w:eastAsia="宋体"/>
+                <w:b w:val="0"/>
+                <w:color w:val="000000"/>
+                <w:sz w:val="17"/>
+              </w:rPr>
+              <w:t xml:space="preserve">Semgrep 命中；Code Linter 漏报</w:t>
+            </w:r>
+          </w:p>
+        </w:tc>
+        <w:tc>
+          <w:tcPr>
+            <w:tcW w:w="2782" w:type="dxa"/>
+            <w:vAlign w:val="center"/>
+          </w:tcPr>
+          <w:p>
+            <w:pPr>
+              <w:spacing w:before="0" w:after="0" w:line="240" w:lineRule="auto"/>
+              <w:ind w:firstLine="0"/>
+              <w:jc w:val="left"/>
+            </w:pPr>
+            <w:r>
+              <w:rPr>
+                <w:rFonts w:ascii="Times New Roman" w:hAnsi="Times New Roman" w:eastAsia="宋体"/>
+                <w:b w:val="0"/>
+                <w:color w:val="000000"/>
+                <w:sz w:val="17"/>
+              </w:rPr>
+              <w:t xml:space="preserve">删除 console.log；Logger 只记录事件名与结果码，不含入参内容</w:t>
+            </w:r>
+          </w:p>
+        </w:tc>
+        <w:tc>
+          <w:tcPr>
+            <w:tcW w:w="700" w:type="dxa"/>
+            <w:vAlign w:val="center"/>
+          </w:tcPr>
+          <w:p>
+            <w:pPr>
+              <w:spacing w:before="0" w:after="0" w:line="240" w:lineRule="auto"/>
+              <w:ind w:firstLine="0"/>
+              <w:jc w:val="left"/>
+            </w:pPr>
+            <w:r>
+              <w:rPr>
+                <w:rFonts w:ascii="Times New Roman" w:hAnsi="Times New Roman" w:eastAsia="宋体"/>
+                <w:b w:val="0"/>
+                <w:color w:val="000000"/>
+                <w:sz w:val="17"/>
+              </w:rPr>
+              <w:t xml:space="preserve">消失</w:t>
+            </w:r>
+          </w:p>
+        </w:tc>
+      </w:tr>
+      <w:tr>
+        <w:tc>
+          <w:tcPr>
+            <w:tcW w:w="600" w:type="dxa"/>
+            <w:vAlign w:val="center"/>
+          </w:tcPr>
+          <w:p>
+            <w:pPr>
+              <w:spacing w:before="0" w:after="0" w:line="240" w:lineRule="auto"/>
+              <w:ind w:firstLine="0"/>
+              <w:jc w:val="center"/>
+            </w:pPr>
+            <w:r>
+              <w:rPr>
+                <w:rFonts w:ascii="Times New Roman" w:hAnsi="Times New Roman" w:eastAsia="宋体"/>
+                <w:b w:val="0"/>
+                <w:color w:val="000000"/>
+                <w:sz w:val="17"/>
+              </w:rPr>
+              <w:t xml:space="preserve">V4</w:t>
+            </w:r>
+          </w:p>
+        </w:tc>
+        <w:tc>
+          <w:tcPr>
+            <w:tcW w:w="1500" w:type="dxa"/>
+            <w:vAlign w:val="center"/>
+          </w:tcPr>
+          <w:p>
+            <w:pPr>
+              <w:spacing w:before="0" w:after="0" w:line="240" w:lineRule="auto"/>
+              <w:ind w:firstLine="0"/>
+              <w:jc w:val="left"/>
+            </w:pPr>
+            <w:r>
+              <w:rPr>
+                <w:rFonts w:ascii="Times New Roman" w:hAnsi="Times New Roman" w:eastAsia="宋体"/>
+                <w:b w:val="0"/>
+                <w:color w:val="000000"/>
+                <w:sz w:val="17"/>
+              </w:rPr>
+              <w:t xml:space="preserve">不安全随机数（盐/IV）</w:t>
+            </w:r>
+          </w:p>
+        </w:tc>
+        <w:tc>
+          <w:tcPr>
+            <w:tcW w:w="1750" w:type="dxa"/>
+            <w:vAlign w:val="center"/>
+          </w:tcPr>
+          <w:p>
+            <w:pPr>
+              <w:spacing w:before="0" w:after="0" w:line="240" w:lineRule="auto"/>
+              <w:ind w:firstLine="0"/>
+              <w:jc w:val="left"/>
+            </w:pPr>
+            <w:r>
+              <w:rPr>
+                <w:rFonts w:ascii="Times New Roman" w:hAnsi="Times New Roman" w:eastAsia="宋体"/>
+                <w:b w:val="0"/>
+                <w:color w:val="000000"/>
+                <w:sz w:val="17"/>
+              </w:rPr>
+              <w:t xml:space="preserve">service/CryptoService.ets:108</w:t>
+            </w:r>
+          </w:p>
+        </w:tc>
+        <w:tc>
+          <w:tcPr>
+            <w:tcW w:w="620" w:type="dxa"/>
+            <w:vAlign w:val="center"/>
+          </w:tcPr>
+          <w:p>
+            <w:pPr>
+              <w:spacing w:before="0" w:after="0" w:line="240" w:lineRule="auto"/>
+              <w:ind w:firstLine="0"/>
+              <w:jc w:val="center"/>
+            </w:pPr>
+            <w:r>
+              <w:rPr>
+                <w:rFonts w:ascii="Times New Roman" w:hAnsi="Times New Roman" w:eastAsia="宋体"/>
+                <w:b w:val="0"/>
+                <w:color w:val="000000"/>
+                <w:sz w:val="17"/>
+              </w:rPr>
+              <w:t xml:space="preserve">高</w:t>
+            </w:r>
+          </w:p>
+        </w:tc>
+        <w:tc>
+          <w:tcPr>
+            <w:tcW w:w="1120" w:type="dxa"/>
+            <w:vAlign w:val="center"/>
+          </w:tcPr>
+          <w:p>
+            <w:pPr>
+              <w:spacing w:before="0" w:after="0" w:line="240" w:lineRule="auto"/>
+              <w:ind w:firstLine="0"/>
+              <w:jc w:val="left"/>
+            </w:pPr>
+            <w:r>
+              <w:rPr>
+                <w:rFonts w:ascii="Times New Roman" w:hAnsi="Times New Roman" w:eastAsia="宋体"/>
+                <w:b w:val="0"/>
+                <w:color w:val="000000"/>
+                <w:sz w:val="17"/>
+              </w:rPr>
+              <w:t xml:space="preserve">Semgrep 命中；Code Linter 无此规则</w:t>
+            </w:r>
+          </w:p>
+        </w:tc>
+        <w:tc>
+          <w:tcPr>
+            <w:tcW w:w="2782" w:type="dxa"/>
+            <w:vAlign w:val="center"/>
+          </w:tcPr>
+          <w:p>
+            <w:pPr>
+              <w:spacing w:before="0" w:after="0" w:line="240" w:lineRule="auto"/>
+              <w:ind w:firstLine="0"/>
+              <w:jc w:val="left"/>
+            </w:pPr>
+            <w:r>
+              <w:rPr>
+                <w:rFonts w:ascii="Times New Roman" w:hAnsi="Times New Roman" w:eastAsia="宋体"/>
+                <w:b w:val="0"/>
+                <w:color w:val="000000"/>
+                <w:sz w:val="17"/>
+              </w:rPr>
+              <w:t xml:space="preserve">改用 cryptoFramework.createRandom().generateRandomSync 生成盐与 IV</w:t>
+            </w:r>
+          </w:p>
+        </w:tc>
+        <w:tc>
+          <w:tcPr>
+            <w:tcW w:w="700" w:type="dxa"/>
+            <w:vAlign w:val="center"/>
+          </w:tcPr>
+          <w:p>
+            <w:pPr>
+              <w:spacing w:before="0" w:after="0" w:line="240" w:lineRule="auto"/>
+              <w:ind w:firstLine="0"/>
+              <w:jc w:val="left"/>
+            </w:pPr>
+            <w:r>
+              <w:rPr>
+                <w:rFonts w:ascii="Times New Roman" w:hAnsi="Times New Roman" w:eastAsia="宋体"/>
+                <w:b w:val="0"/>
+                <w:color w:val="000000"/>
+                <w:sz w:val="17"/>
+              </w:rPr>
+              <w:t xml:space="preserve">消失</w:t>
+            </w:r>
+          </w:p>
+        </w:tc>
+      </w:tr>
+      <w:tr>
+        <w:tc>
+          <w:tcPr>
+            <w:tcW w:w="600" w:type="dxa"/>
+            <w:vAlign w:val="center"/>
+          </w:tcPr>
+          <w:p>
+            <w:pPr>
+              <w:spacing w:before="0" w:after="0" w:line="240" w:lineRule="auto"/>
+              <w:ind w:firstLine="0"/>
+              <w:jc w:val="center"/>
+            </w:pPr>
+            <w:r>
+              <w:rPr>
+                <w:rFonts w:ascii="Times New Roman" w:hAnsi="Times New Roman" w:eastAsia="宋体"/>
+                <w:b w:val="0"/>
+                <w:color w:val="000000"/>
+                <w:sz w:val="17"/>
+              </w:rPr>
+              <w:t xml:space="preserve">V5</w:t>
+            </w:r>
+          </w:p>
+        </w:tc>
+        <w:tc>
+          <w:tcPr>
+            <w:tcW w:w="1500" w:type="dxa"/>
+            <w:vAlign w:val="center"/>
+          </w:tcPr>
+          <w:p>
+            <w:pPr>
+              <w:spacing w:before="0" w:after="0" w:line="240" w:lineRule="auto"/>
+              <w:ind w:firstLine="0"/>
+              <w:jc w:val="left"/>
+            </w:pPr>
+            <w:r>
+              <w:rPr>
+                <w:rFonts w:ascii="Times New Roman" w:hAnsi="Times New Roman" w:eastAsia="宋体"/>
+                <w:b w:val="0"/>
+                <w:color w:val="000000"/>
+                <w:sz w:val="17"/>
+              </w:rPr>
+              <w:t xml:space="preserve">MD5 派生密钥、迭代次数恒为 1</w:t>
+            </w:r>
+          </w:p>
+        </w:tc>
+        <w:tc>
+          <w:tcPr>
+            <w:tcW w:w="1750" w:type="dxa"/>
+            <w:vAlign w:val="center"/>
+          </w:tcPr>
+          <w:p>
+            <w:pPr>
+              <w:spacing w:before="0" w:after="0" w:line="240" w:lineRule="auto"/>
+              <w:ind w:firstLine="0"/>
+              <w:jc w:val="left"/>
+            </w:pPr>
+            <w:r>
+              <w:rPr>
+                <w:rFonts w:ascii="Times New Roman" w:hAnsi="Times New Roman" w:eastAsia="宋体"/>
+                <w:b w:val="0"/>
+                <w:color w:val="000000"/>
+                <w:sz w:val="17"/>
+              </w:rPr>
+              <w:t xml:space="preserve">service/CryptoService.ets:115、140</w:t>
+            </w:r>
+          </w:p>
+        </w:tc>
+        <w:tc>
+          <w:tcPr>
+            <w:tcW w:w="620" w:type="dxa"/>
+            <w:vAlign w:val="center"/>
+          </w:tcPr>
+          <w:p>
+            <w:pPr>
+              <w:spacing w:before="0" w:after="0" w:line="240" w:lineRule="auto"/>
+              <w:ind w:firstLine="0"/>
+              <w:jc w:val="center"/>
+            </w:pPr>
+            <w:r>
+              <w:rPr>
+                <w:rFonts w:ascii="Times New Roman" w:hAnsi="Times New Roman" w:eastAsia="宋体"/>
+                <w:b w:val="0"/>
+                <w:color w:val="000000"/>
+                <w:sz w:val="17"/>
+              </w:rPr>
+              <w:t xml:space="preserve">高</w:t>
+            </w:r>
+          </w:p>
+        </w:tc>
+        <w:tc>
+          <w:tcPr>
+            <w:tcW w:w="1120" w:type="dxa"/>
+            <w:vAlign w:val="center"/>
+          </w:tcPr>
+          <w:p>
+            <w:pPr>
+              <w:spacing w:before="0" w:after="0" w:line="240" w:lineRule="auto"/>
+              <w:ind w:firstLine="0"/>
+              <w:jc w:val="left"/>
+            </w:pPr>
+            <w:r>
+              <w:rPr>
+                <w:rFonts w:ascii="Times New Roman" w:hAnsi="Times New Roman" w:eastAsia="宋体"/>
+                <w:b w:val="0"/>
+                <w:color w:val="000000"/>
+                <w:sz w:val="17"/>
+              </w:rPr>
+              <w:t xml:space="preserve">Code Linter @security/no-unsafe-hash 命中；Semgrep 命中</w:t>
+            </w:r>
+          </w:p>
+        </w:tc>
+        <w:tc>
+          <w:tcPr>
+            <w:tcW w:w="2782" w:type="dxa"/>
+            <w:vAlign w:val="center"/>
+          </w:tcPr>
+          <w:p>
+            <w:pPr>
+              <w:spacing w:before="0" w:after="0" w:line="240" w:lineRule="auto"/>
+              <w:ind w:firstLine="0"/>
+              <w:jc w:val="left"/>
+            </w:pPr>
+            <w:r>
+              <w:rPr>
+                <w:rFonts w:ascii="Times New Roman" w:hAnsi="Times New Roman" w:eastAsia="宋体"/>
+                <w:b w:val="0"/>
+                <w:color w:val="000000"/>
+                <w:sz w:val="17"/>
+              </w:rPr>
+              <w:t xml:space="preserve">改 PBKDF2-SHA256（10000 次迭代 + 随机盐），算法标识写入记录并在解密前校验</w:t>
+            </w:r>
+          </w:p>
+        </w:tc>
+        <w:tc>
+          <w:tcPr>
+            <w:tcW w:w="700" w:type="dxa"/>
+            <w:vAlign w:val="center"/>
+          </w:tcPr>
+          <w:p>
+            <w:pPr>
+              <w:spacing w:before="0" w:after="0" w:line="240" w:lineRule="auto"/>
+              <w:ind w:firstLine="0"/>
+              <w:jc w:val="left"/>
+            </w:pPr>
+            <w:r>
+              <w:rPr>
+                <w:rFonts w:ascii="Times New Roman" w:hAnsi="Times New Roman" w:eastAsia="宋体"/>
+                <w:b w:val="0"/>
+                <w:color w:val="000000"/>
+                <w:sz w:val="17"/>
+              </w:rPr>
+              <w:t xml:space="preserve">消失</w:t>
+            </w:r>
+          </w:p>
+        </w:tc>
+      </w:tr>
+      <w:tr>
+        <w:tc>
+          <w:tcPr>
+            <w:tcW w:w="600" w:type="dxa"/>
+            <w:vAlign w:val="center"/>
+          </w:tcPr>
+          <w:p>
+            <w:pPr>
+              <w:spacing w:before="0" w:after="0" w:line="240" w:lineRule="auto"/>
+              <w:ind w:firstLine="0"/>
+              <w:jc w:val="center"/>
+            </w:pPr>
+            <w:r>
+              <w:rPr>
+                <w:rFonts w:ascii="Times New Roman" w:hAnsi="Times New Roman" w:eastAsia="宋体"/>
+                <w:b w:val="0"/>
+                <w:color w:val="000000"/>
+                <w:sz w:val="17"/>
+              </w:rPr>
+              <w:t xml:space="preserve">V6</w:t>
+            </w:r>
+          </w:p>
+        </w:tc>
+        <w:tc>
+          <w:tcPr>
+            <w:tcW w:w="1500" w:type="dxa"/>
+            <w:vAlign w:val="center"/>
+          </w:tcPr>
+          <w:p>
+            <w:pPr>
+              <w:spacing w:before="0" w:after="0" w:line="240" w:lineRule="auto"/>
+              <w:ind w:firstLine="0"/>
+              <w:jc w:val="left"/>
+            </w:pPr>
+            <w:r>
+              <w:rPr>
+                <w:rFonts w:ascii="Times New Roman" w:hAnsi="Times New Roman" w:eastAsia="宋体"/>
+                <w:b w:val="0"/>
+                <w:color w:val="000000"/>
+                <w:sz w:val="17"/>
+              </w:rPr>
+              <w:t xml:space="preserve">AES-128-CBC 无完整性校验</w:t>
+            </w:r>
+          </w:p>
+        </w:tc>
+        <w:tc>
+          <w:tcPr>
+            <w:tcW w:w="1750" w:type="dxa"/>
+            <w:vAlign w:val="center"/>
+          </w:tcPr>
+          <w:p>
+            <w:pPr>
+              <w:spacing w:before="0" w:after="0" w:line="240" w:lineRule="auto"/>
+              <w:ind w:firstLine="0"/>
+              <w:jc w:val="left"/>
+            </w:pPr>
+            <w:r>
+              <w:rPr>
+                <w:rFonts w:ascii="Times New Roman" w:hAnsi="Times New Roman" w:eastAsia="宋体"/>
+                <w:b w:val="0"/>
+                <w:color w:val="000000"/>
+                <w:sz w:val="17"/>
+              </w:rPr>
+              <w:t xml:space="preserve">service/CryptoService.ets:46、82</w:t>
+            </w:r>
+          </w:p>
+        </w:tc>
+        <w:tc>
+          <w:tcPr>
+            <w:tcW w:w="620" w:type="dxa"/>
+            <w:vAlign w:val="center"/>
+          </w:tcPr>
+          <w:p>
+            <w:pPr>
+              <w:spacing w:before="0" w:after="0" w:line="240" w:lineRule="auto"/>
+              <w:ind w:firstLine="0"/>
+              <w:jc w:val="center"/>
+            </w:pPr>
+            <w:r>
+              <w:rPr>
+                <w:rFonts w:ascii="Times New Roman" w:hAnsi="Times New Roman" w:eastAsia="宋体"/>
+                <w:b w:val="0"/>
+                <w:color w:val="000000"/>
+                <w:sz w:val="17"/>
+              </w:rPr>
+              <w:t xml:space="preserve">高</w:t>
+            </w:r>
+          </w:p>
+        </w:tc>
+        <w:tc>
+          <w:tcPr>
+            <w:tcW w:w="1120" w:type="dxa"/>
+            <w:vAlign w:val="center"/>
+          </w:tcPr>
+          <w:p>
+            <w:pPr>
+              <w:spacing w:before="0" w:after="0" w:line="240" w:lineRule="auto"/>
+              <w:ind w:firstLine="0"/>
+              <w:jc w:val="left"/>
+            </w:pPr>
+            <w:r>
+              <w:rPr>
+                <w:rFonts w:ascii="Times New Roman" w:hAnsi="Times New Roman" w:eastAsia="宋体"/>
+                <w:b w:val="0"/>
+                <w:color w:val="000000"/>
+                <w:sz w:val="17"/>
+              </w:rPr>
+              <w:t xml:space="preserve">Semgrep 命中；Code Linter 未报（仅识别 DES/3DES/ECB 等显式弱算法）</w:t>
+            </w:r>
+          </w:p>
+        </w:tc>
+        <w:tc>
+          <w:tcPr>
+            <w:tcW w:w="2782" w:type="dxa"/>
+            <w:vAlign w:val="center"/>
+          </w:tcPr>
+          <w:p>
+            <w:pPr>
+              <w:spacing w:before="0" w:after="0" w:line="240" w:lineRule="auto"/>
+              <w:ind w:firstLine="0"/>
+              <w:jc w:val="left"/>
+            </w:pPr>
+            <w:r>
+              <w:rPr>
+                <w:rFonts w:ascii="Times New Roman" w:hAnsi="Times New Roman" w:eastAsia="宋体"/>
+                <w:b w:val="0"/>
+                <w:color w:val="000000"/>
+                <w:sz w:val="17"/>
+              </w:rPr>
+              <w:t xml:space="preserve">改 AES-256-GCM，持久化 authTag，解密时校验失败即报“密码错误或数据损坏”</w:t>
+            </w:r>
+          </w:p>
+        </w:tc>
+        <w:tc>
+          <w:tcPr>
+            <w:tcW w:w="700" w:type="dxa"/>
+            <w:vAlign w:val="center"/>
+          </w:tcPr>
+          <w:p>
+            <w:pPr>
+              <w:spacing w:before="0" w:after="0" w:line="240" w:lineRule="auto"/>
+              <w:ind w:firstLine="0"/>
+              <w:jc w:val="left"/>
+            </w:pPr>
+            <w:r>
+              <w:rPr>
+                <w:rFonts w:ascii="Times New Roman" w:hAnsi="Times New Roman" w:eastAsia="宋体"/>
+                <w:b w:val="0"/>
+                <w:color w:val="000000"/>
+                <w:sz w:val="17"/>
+              </w:rPr>
+              <w:t xml:space="preserve">消失</w:t>
+            </w:r>
+          </w:p>
+        </w:tc>
+      </w:tr>
+      <w:tr>
+        <w:tc>
+          <w:tcPr>
+            <w:tcW w:w="600" w:type="dxa"/>
+            <w:vAlign w:val="center"/>
+          </w:tcPr>
+          <w:p>
+            <w:pPr>
+              <w:spacing w:before="0" w:after="0" w:line="240" w:lineRule="auto"/>
+              <w:ind w:firstLine="0"/>
+              <w:jc w:val="center"/>
+            </w:pPr>
+            <w:r>
+              <w:rPr>
+                <w:rFonts w:ascii="Times New Roman" w:hAnsi="Times New Roman" w:eastAsia="宋体"/>
+                <w:b w:val="0"/>
+                <w:color w:val="000000"/>
+                <w:sz w:val="17"/>
+              </w:rPr>
+              <w:t xml:space="preserve">V7</w:t>
+            </w:r>
+          </w:p>
+        </w:tc>
+        <w:tc>
+          <w:tcPr>
+            <w:tcW w:w="1500" w:type="dxa"/>
+            <w:vAlign w:val="center"/>
+          </w:tcPr>
+          <w:p>
+            <w:pPr>
+              <w:spacing w:before="0" w:after="0" w:line="240" w:lineRule="auto"/>
+              <w:ind w:firstLine="0"/>
+              <w:jc w:val="left"/>
+            </w:pPr>
+            <w:r>
+              <w:rPr>
+                <w:rFonts w:ascii="Times New Roman" w:hAnsi="Times New Roman" w:eastAsia="宋体"/>
+                <w:b w:val="0"/>
+                <w:color w:val="000000"/>
+                <w:sz w:val="17"/>
+              </w:rPr>
+              <w:t xml:space="preserve">明文密码写入持久化记录</w:t>
+            </w:r>
+          </w:p>
+        </w:tc>
+        <w:tc>
+          <w:tcPr>
+            <w:tcW w:w="1750" w:type="dxa"/>
+            <w:vAlign w:val="center"/>
+          </w:tcPr>
+          <w:p>
+            <w:pPr>
+              <w:spacing w:before="0" w:after="0" w:line="240" w:lineRule="auto"/>
+              <w:ind w:firstLine="0"/>
+              <w:jc w:val="left"/>
+            </w:pPr>
+            <w:r>
+              <w:rPr>
+                <w:rFonts w:ascii="Times New Roman" w:hAnsi="Times New Roman" w:eastAsia="宋体"/>
+                <w:b w:val="0"/>
+                <w:color w:val="000000"/>
+                <w:sz w:val="17"/>
+              </w:rPr>
+              <w:t xml:space="preserve">service/CryptoService.ets:140</w:t>
+            </w:r>
+          </w:p>
+        </w:tc>
+        <w:tc>
+          <w:tcPr>
+            <w:tcW w:w="620" w:type="dxa"/>
+            <w:vAlign w:val="center"/>
+          </w:tcPr>
+          <w:p>
+            <w:pPr>
+              <w:spacing w:before="0" w:after="0" w:line="240" w:lineRule="auto"/>
+              <w:ind w:firstLine="0"/>
+              <w:jc w:val="center"/>
+            </w:pPr>
+            <w:r>
+              <w:rPr>
+                <w:rFonts w:ascii="Times New Roman" w:hAnsi="Times New Roman" w:eastAsia="宋体"/>
+                <w:b w:val="0"/>
+                <w:color w:val="000000"/>
+                <w:sz w:val="17"/>
+              </w:rPr>
+              <w:t xml:space="preserve">高</w:t>
+            </w:r>
+          </w:p>
+        </w:tc>
+        <w:tc>
+          <w:tcPr>
+            <w:tcW w:w="1120" w:type="dxa"/>
+            <w:vAlign w:val="center"/>
+          </w:tcPr>
+          <w:p>
+            <w:pPr>
+              <w:spacing w:before="0" w:after="0" w:line="240" w:lineRule="auto"/>
+              <w:ind w:firstLine="0"/>
+              <w:jc w:val="left"/>
+            </w:pPr>
+            <w:r>
+              <w:rPr>
+                <w:rFonts w:ascii="Times New Roman" w:hAnsi="Times New Roman" w:eastAsia="宋体"/>
+                <w:b w:val="0"/>
+                <w:color w:val="000000"/>
+                <w:sz w:val="17"/>
+              </w:rPr>
+              <w:t xml:space="preserve">Semgrep 命中；Code Linter 漏报</w:t>
+            </w:r>
+          </w:p>
+        </w:tc>
+        <w:tc>
+          <w:tcPr>
+            <w:tcW w:w="2782" w:type="dxa"/>
+            <w:vAlign w:val="center"/>
+          </w:tcPr>
+          <w:p>
+            <w:pPr>
+              <w:spacing w:before="0" w:after="0" w:line="240" w:lineRule="auto"/>
+              <w:ind w:firstLine="0"/>
+              <w:jc w:val="left"/>
+            </w:pPr>
+            <w:r>
+              <w:rPr>
+                <w:rFonts w:ascii="Times New Roman" w:hAnsi="Times New Roman" w:eastAsia="宋体"/>
+                <w:b w:val="0"/>
+                <w:color w:val="000000"/>
+                <w:sz w:val="17"/>
+              </w:rPr>
+              <w:t xml:space="preserve">记录结构删除 plainPassword 字段，仅保留盐/IV/密文/tag/标题</w:t>
+            </w:r>
+          </w:p>
+        </w:tc>
+        <w:tc>
+          <w:tcPr>
+            <w:tcW w:w="700" w:type="dxa"/>
+            <w:vAlign w:val="center"/>
+          </w:tcPr>
+          <w:p>
+            <w:pPr>
+              <w:spacing w:before="0" w:after="0" w:line="240" w:lineRule="auto"/>
+              <w:ind w:firstLine="0"/>
+              <w:jc w:val="left"/>
+            </w:pPr>
+            <w:r>
+              <w:rPr>
+                <w:rFonts w:ascii="Times New Roman" w:hAnsi="Times New Roman" w:eastAsia="宋体"/>
+                <w:b w:val="0"/>
+                <w:color w:val="000000"/>
+                <w:sz w:val="17"/>
+              </w:rPr>
+              <w:t xml:space="preserve">消失</w:t>
+            </w:r>
+          </w:p>
+        </w:tc>
+      </w:tr>
+      <w:tr>
+        <w:tc>
+          <w:tcPr>
+            <w:tcW w:w="600" w:type="dxa"/>
+            <w:vAlign w:val="center"/>
+          </w:tcPr>
+          <w:p>
+            <w:pPr>
+              <w:spacing w:before="0" w:after="0" w:line="240" w:lineRule="auto"/>
+              <w:ind w:firstLine="0"/>
+              <w:jc w:val="center"/>
+            </w:pPr>
+            <w:r>
+              <w:rPr>
+                <w:rFonts w:ascii="Times New Roman" w:hAnsi="Times New Roman" w:eastAsia="宋体"/>
+                <w:b w:val="0"/>
+                <w:color w:val="000000"/>
+                <w:sz w:val="17"/>
+              </w:rPr>
+              <w:t xml:space="preserve">V8</w:t>
+            </w:r>
+          </w:p>
+        </w:tc>
+        <w:tc>
+          <w:tcPr>
+            <w:tcW w:w="1500" w:type="dxa"/>
+            <w:vAlign w:val="center"/>
+          </w:tcPr>
+          <w:p>
+            <w:pPr>
+              <w:spacing w:before="0" w:after="0" w:line="240" w:lineRule="auto"/>
+              <w:ind w:firstLine="0"/>
+              <w:jc w:val="left"/>
+            </w:pPr>
+            <w:r>
+              <w:rPr>
+                <w:rFonts w:ascii="Times New Roman" w:hAnsi="Times New Roman" w:eastAsia="宋体"/>
+                <w:b w:val="0"/>
+                <w:color w:val="000000"/>
+                <w:sz w:val="17"/>
+              </w:rPr>
+              <w:t xml:space="preserve">文件路径拼接用户输入</w:t>
+            </w:r>
+          </w:p>
+        </w:tc>
+        <w:tc>
+          <w:tcPr>
+            <w:tcW w:w="1750" w:type="dxa"/>
+            <w:vAlign w:val="center"/>
+          </w:tcPr>
+          <w:p>
+            <w:pPr>
+              <w:spacing w:before="0" w:after="0" w:line="240" w:lineRule="auto"/>
+              <w:ind w:firstLine="0"/>
+              <w:jc w:val="left"/>
+            </w:pPr>
+            <w:r>
+              <w:rPr>
+                <w:rFonts w:ascii="Times New Roman" w:hAnsi="Times New Roman" w:eastAsia="宋体"/>
+                <w:b w:val="0"/>
+                <w:color w:val="000000"/>
+                <w:sz w:val="17"/>
+              </w:rPr>
+              <w:t xml:space="preserve">service/FileService.ets:28</w:t>
+            </w:r>
+          </w:p>
+        </w:tc>
+        <w:tc>
+          <w:tcPr>
+            <w:tcW w:w="620" w:type="dxa"/>
+            <w:vAlign w:val="center"/>
+          </w:tcPr>
+          <w:p>
+            <w:pPr>
+              <w:spacing w:before="0" w:after="0" w:line="240" w:lineRule="auto"/>
+              <w:ind w:firstLine="0"/>
+              <w:jc w:val="center"/>
+            </w:pPr>
+            <w:r>
+              <w:rPr>
+                <w:rFonts w:ascii="Times New Roman" w:hAnsi="Times New Roman" w:eastAsia="宋体"/>
+                <w:b w:val="0"/>
+                <w:color w:val="000000"/>
+                <w:sz w:val="17"/>
+              </w:rPr>
+              <w:t xml:space="preserve">中</w:t>
+            </w:r>
+          </w:p>
+        </w:tc>
+        <w:tc>
+          <w:tcPr>
+            <w:tcW w:w="1120" w:type="dxa"/>
+            <w:vAlign w:val="center"/>
+          </w:tcPr>
+          <w:p>
+            <w:pPr>
+              <w:spacing w:before="0" w:after="0" w:line="240" w:lineRule="auto"/>
+              <w:ind w:firstLine="0"/>
+              <w:jc w:val="left"/>
+            </w:pPr>
+            <w:r>
+              <w:rPr>
+                <w:rFonts w:ascii="Times New Roman" w:hAnsi="Times New Roman" w:eastAsia="宋体"/>
+                <w:b w:val="0"/>
+                <w:color w:val="000000"/>
+                <w:sz w:val="17"/>
+              </w:rPr>
+              <w:t xml:space="preserve">Semgrep 命中（WARNING）；Code Linter 漏报</w:t>
+            </w:r>
+          </w:p>
+        </w:tc>
+        <w:tc>
+          <w:tcPr>
+            <w:tcW w:w="2782" w:type="dxa"/>
+            <w:vAlign w:val="center"/>
+          </w:tcPr>
+          <w:p>
+            <w:pPr>
+              <w:spacing w:before="0" w:after="0" w:line="240" w:lineRule="auto"/>
+              <w:ind w:firstLine="0"/>
+              <w:jc w:val="left"/>
+            </w:pPr>
+            <w:r>
+              <w:rPr>
+                <w:rFonts w:ascii="Times New Roman" w:hAnsi="Times New Roman" w:eastAsia="宋体"/>
+                <w:b w:val="0"/>
+                <w:color w:val="000000"/>
+                <w:sz w:val="17"/>
+              </w:rPr>
+              <w:t xml:space="preserve">恢复固定文件名 encrypted_note.json，用户输入不参与路径构造</w:t>
+            </w:r>
+          </w:p>
+        </w:tc>
+        <w:tc>
+          <w:tcPr>
+            <w:tcW w:w="700" w:type="dxa"/>
+            <w:vAlign w:val="center"/>
+          </w:tcPr>
+          <w:p>
+            <w:pPr>
+              <w:spacing w:before="0" w:after="0" w:line="240" w:lineRule="auto"/>
+              <w:ind w:firstLine="0"/>
+              <w:jc w:val="left"/>
+            </w:pPr>
+            <w:r>
+              <w:rPr>
+                <w:rFonts w:ascii="Times New Roman" w:hAnsi="Times New Roman" w:eastAsia="宋体"/>
+                <w:b w:val="0"/>
+                <w:color w:val="000000"/>
+                <w:sz w:val="17"/>
+              </w:rPr>
+              <w:t xml:space="preserve">消失</w:t>
+            </w:r>
+          </w:p>
+        </w:tc>
+      </w:tr>
+      <w:tr>
+        <w:tc>
+          <w:tcPr>
+            <w:tcW w:w="600" w:type="dxa"/>
+            <w:vAlign w:val="center"/>
+          </w:tcPr>
+          <w:p>
+            <w:pPr>
+              <w:spacing w:before="0" w:after="0" w:line="240" w:lineRule="auto"/>
+              <w:ind w:firstLine="0"/>
+              <w:jc w:val="center"/>
+            </w:pPr>
+            <w:r>
+              <w:rPr>
+                <w:rFonts w:ascii="Times New Roman" w:hAnsi="Times New Roman" w:eastAsia="宋体"/>
+                <w:b w:val="0"/>
+                <w:color w:val="000000"/>
+                <w:sz w:val="17"/>
+              </w:rPr>
+              <w:t xml:space="preserve">V9</w:t>
+            </w:r>
+          </w:p>
+        </w:tc>
+        <w:tc>
+          <w:tcPr>
+            <w:tcW w:w="1500" w:type="dxa"/>
+            <w:vAlign w:val="center"/>
+          </w:tcPr>
+          <w:p>
+            <w:pPr>
+              <w:spacing w:before="0" w:after="0" w:line="240" w:lineRule="auto"/>
+              <w:ind w:firstLine="0"/>
+              <w:jc w:val="left"/>
+            </w:pPr>
+            <w:r>
+              <w:rPr>
+                <w:rFonts w:ascii="Times New Roman" w:hAnsi="Times New Roman" w:eastAsia="宋体"/>
+                <w:b w:val="0"/>
+                <w:color w:val="000000"/>
+                <w:sz w:val="17"/>
+              </w:rPr>
+              <w:t xml:space="preserve">Ability 错误导出</w:t>
+            </w:r>
+          </w:p>
+        </w:tc>
+        <w:tc>
+          <w:tcPr>
+            <w:tcW w:w="1750" w:type="dxa"/>
+            <w:vAlign w:val="center"/>
+          </w:tcPr>
+          <w:p>
+            <w:pPr>
+              <w:spacing w:before="0" w:after="0" w:line="240" w:lineRule="auto"/>
+              <w:ind w:firstLine="0"/>
+              <w:jc w:val="left"/>
+            </w:pPr>
+            <w:r>
+              <w:rPr>
+                <w:rFonts w:ascii="Times New Roman" w:hAnsi="Times New Roman" w:eastAsia="宋体"/>
+                <w:b w:val="0"/>
+                <w:color w:val="000000"/>
+                <w:sz w:val="17"/>
+              </w:rPr>
+              <w:t xml:space="preserve">entry/src/main/module.json5:40</w:t>
+            </w:r>
+          </w:p>
+        </w:tc>
+        <w:tc>
+          <w:tcPr>
+            <w:tcW w:w="620" w:type="dxa"/>
+            <w:vAlign w:val="center"/>
+          </w:tcPr>
+          <w:p>
+            <w:pPr>
+              <w:spacing w:before="0" w:after="0" w:line="240" w:lineRule="auto"/>
+              <w:ind w:firstLine="0"/>
+              <w:jc w:val="center"/>
+            </w:pPr>
+            <w:r>
+              <w:rPr>
+                <w:rFonts w:ascii="Times New Roman" w:hAnsi="Times New Roman" w:eastAsia="宋体"/>
+                <w:b w:val="0"/>
+                <w:color w:val="000000"/>
+                <w:sz w:val="17"/>
+              </w:rPr>
+              <w:t xml:space="preserve">高</w:t>
+            </w:r>
+          </w:p>
+        </w:tc>
+        <w:tc>
+          <w:tcPr>
+            <w:tcW w:w="1120" w:type="dxa"/>
+            <w:vAlign w:val="center"/>
+          </w:tcPr>
+          <w:p>
+            <w:pPr>
+              <w:spacing w:before="0" w:after="0" w:line="240" w:lineRule="auto"/>
+              <w:ind w:firstLine="0"/>
+              <w:jc w:val="left"/>
+            </w:pPr>
+            <w:r>
+              <w:rPr>
+                <w:rFonts w:ascii="Times New Roman" w:hAnsi="Times New Roman" w:eastAsia="宋体"/>
+                <w:b w:val="0"/>
+                <w:color w:val="000000"/>
+                <w:sz w:val="17"/>
+              </w:rPr>
+              <w:t xml:space="preserve">Semgrep 命中；Code Linter 漏报</w:t>
+            </w:r>
+          </w:p>
+        </w:tc>
+        <w:tc>
+          <w:tcPr>
+            <w:tcW w:w="2782" w:type="dxa"/>
+            <w:vAlign w:val="center"/>
+          </w:tcPr>
+          <w:p>
+            <w:pPr>
+              <w:spacing w:before="0" w:after="0" w:line="240" w:lineRule="auto"/>
+              <w:ind w:firstLine="0"/>
+              <w:jc w:val="left"/>
+            </w:pPr>
+            <w:r>
+              <w:rPr>
+                <w:rFonts w:ascii="Times New Roman" w:hAnsi="Times New Roman" w:eastAsia="宋体"/>
+                <w:b w:val="0"/>
+                <w:color w:val="000000"/>
+                <w:sz w:val="17"/>
+              </w:rPr>
+              <w:t xml:space="preserve">NoteDetailAbility exported 置为 false，仅允许应用内 startAbility 拉起</w:t>
+            </w:r>
+          </w:p>
+        </w:tc>
+        <w:tc>
+          <w:tcPr>
+            <w:tcW w:w="700" w:type="dxa"/>
+            <w:vAlign w:val="center"/>
+          </w:tcPr>
+          <w:p>
+            <w:pPr>
+              <w:spacing w:before="0" w:after="0" w:line="240" w:lineRule="auto"/>
+              <w:ind w:firstLine="0"/>
+              <w:jc w:val="left"/>
+            </w:pPr>
+            <w:r>
+              <w:rPr>
+                <w:rFonts w:ascii="Times New Roman" w:hAnsi="Times New Roman" w:eastAsia="宋体"/>
+                <w:b w:val="0"/>
+                <w:color w:val="000000"/>
+                <w:sz w:val="17"/>
+              </w:rPr>
+              <w:t xml:space="preserve">消失</w:t>
+            </w:r>
+          </w:p>
+        </w:tc>
+      </w:tr>
+      <w:tr>
+        <w:tc>
+          <w:tcPr>
+            <w:tcW w:w="600" w:type="dxa"/>
+            <w:vAlign w:val="center"/>
+          </w:tcPr>
+          <w:p>
+            <w:pPr>
+              <w:spacing w:before="0" w:after="0" w:line="240" w:lineRule="auto"/>
+              <w:ind w:firstLine="0"/>
+              <w:jc w:val="center"/>
+            </w:pPr>
+            <w:r>
+              <w:rPr>
+                <w:rFonts w:ascii="Times New Roman" w:hAnsi="Times New Roman" w:eastAsia="宋体"/>
+                <w:b w:val="0"/>
+                <w:color w:val="000000"/>
+                <w:sz w:val="17"/>
+              </w:rPr>
+              <w:t xml:space="preserve">V10</w:t>
+            </w:r>
+          </w:p>
+        </w:tc>
+        <w:tc>
+          <w:tcPr>
+            <w:tcW w:w="1500" w:type="dxa"/>
+            <w:vAlign w:val="center"/>
+          </w:tcPr>
+          <w:p>
+            <w:pPr>
+              <w:spacing w:before="0" w:after="0" w:line="240" w:lineRule="auto"/>
+              <w:ind w:firstLine="0"/>
+              <w:jc w:val="left"/>
+            </w:pPr>
+            <w:r>
+              <w:rPr>
+                <w:rFonts w:ascii="Times New Roman" w:hAnsi="Times New Roman" w:eastAsia="宋体"/>
+                <w:b w:val="0"/>
+                <w:color w:val="000000"/>
+                <w:sz w:val="17"/>
+              </w:rPr>
+              <w:t xml:space="preserve">明文 HTTP 且令牌置于请求头</w:t>
+            </w:r>
+          </w:p>
+        </w:tc>
+        <w:tc>
+          <w:tcPr>
+            <w:tcW w:w="1750" w:type="dxa"/>
+            <w:vAlign w:val="center"/>
+          </w:tcPr>
+          <w:p>
+            <w:pPr>
+              <w:spacing w:before="0" w:after="0" w:line="240" w:lineRule="auto"/>
+              <w:ind w:firstLine="0"/>
+              <w:jc w:val="left"/>
+            </w:pPr>
+            <w:r>
+              <w:rPr>
+                <w:rFonts w:ascii="Times New Roman" w:hAnsi="Times New Roman" w:eastAsia="宋体"/>
+                <w:b w:val="0"/>
+                <w:color w:val="000000"/>
+                <w:sz w:val="17"/>
+              </w:rPr>
+              <w:t xml:space="preserve">common/AppConfig.ets:7；service/NetworkService.ets:27</w:t>
+            </w:r>
+          </w:p>
+        </w:tc>
+        <w:tc>
+          <w:tcPr>
+            <w:tcW w:w="620" w:type="dxa"/>
+            <w:vAlign w:val="center"/>
+          </w:tcPr>
+          <w:p>
+            <w:pPr>
+              <w:spacing w:before="0" w:after="0" w:line="240" w:lineRule="auto"/>
+              <w:ind w:firstLine="0"/>
+              <w:jc w:val="center"/>
+            </w:pPr>
+            <w:r>
+              <w:rPr>
+                <w:rFonts w:ascii="Times New Roman" w:hAnsi="Times New Roman" w:eastAsia="宋体"/>
+                <w:b w:val="0"/>
+                <w:color w:val="000000"/>
+                <w:sz w:val="17"/>
+              </w:rPr>
+              <w:t xml:space="preserve">高</w:t>
+            </w:r>
+          </w:p>
+        </w:tc>
+        <w:tc>
+          <w:tcPr>
+            <w:tcW w:w="1120" w:type="dxa"/>
+            <w:vAlign w:val="center"/>
+          </w:tcPr>
+          <w:p>
+            <w:pPr>
+              <w:spacing w:before="0" w:after="0" w:line="240" w:lineRule="auto"/>
+              <w:ind w:firstLine="0"/>
+              <w:jc w:val="left"/>
+            </w:pPr>
+            <w:r>
+              <w:rPr>
+                <w:rFonts w:ascii="Times New Roman" w:hAnsi="Times New Roman" w:eastAsia="宋体"/>
+                <w:b w:val="0"/>
+                <w:color w:val="000000"/>
+                <w:sz w:val="17"/>
+              </w:rPr>
+              <w:t xml:space="preserve">Semgrep 命中；Code Linter 漏报</w:t>
+            </w:r>
+          </w:p>
+        </w:tc>
+        <w:tc>
+          <w:tcPr>
+            <w:tcW w:w="2782" w:type="dxa"/>
+            <w:vAlign w:val="center"/>
+          </w:tcPr>
+          <w:p>
+            <w:pPr>
+              <w:spacing w:before="0" w:after="0" w:line="240" w:lineRule="auto"/>
+              <w:ind w:firstLine="0"/>
+              <w:jc w:val="left"/>
+            </w:pPr>
+            <w:r>
+              <w:rPr>
+                <w:rFonts w:ascii="Times New Roman" w:hAnsi="Times New Roman" w:eastAsia="宋体"/>
+                <w:b w:val="0"/>
+                <w:color w:val="000000"/>
+                <w:sz w:val="17"/>
+              </w:rPr>
+              <w:t xml:space="preserve">改回 HTTPS 固定示例接口，请求不携带任何用户数据与令牌</w:t>
+            </w:r>
+          </w:p>
+        </w:tc>
+        <w:tc>
+          <w:tcPr>
+            <w:tcW w:w="700" w:type="dxa"/>
+            <w:vAlign w:val="center"/>
+          </w:tcPr>
+          <w:p>
+            <w:pPr>
+              <w:spacing w:before="0" w:after="0" w:line="240" w:lineRule="auto"/>
+              <w:ind w:firstLine="0"/>
+              <w:jc w:val="left"/>
+            </w:pPr>
+            <w:r>
+              <w:rPr>
+                <w:rFonts w:ascii="Times New Roman" w:hAnsi="Times New Roman" w:eastAsia="宋体"/>
+                <w:b w:val="0"/>
+                <w:color w:val="000000"/>
+                <w:sz w:val="17"/>
+              </w:rPr>
+              <w:t xml:space="preserve">消失</w:t>
+            </w:r>
+          </w:p>
+        </w:tc>
+      </w:tr>
+    </w:tbl>
+    <w:p>
+      <w:pPr>
+        <w:spacing w:before="0" w:after="0" w:line="240" w:lineRule="auto"/>
+        <w:ind w:firstLine="480"/>
+      </w:pPr>
+      <w:r>
+        <w:rPr>
+          <w:rFonts w:ascii="Times New Roman" w:hAnsi="Times New Roman" w:eastAsia="宋体"/>
+          <w:b w:val="0"/>
+          <w:color w:val="000000"/>
+          <w:sz w:val="12"/>
+        </w:rPr>
+        <w:t xml:space="preserve"/>
+      </w:r>
+    </w:p>
+    <w:p>
+      <w:pPr>
+        <w:spacing w:before="0" w:after="0" w:line="240" w:lineRule="auto"/>
+        <w:ind w:firstLine="480"/>
+      </w:pPr>
+      <w:r>
+        <w:rPr>
+          <w:rFonts w:ascii="Times New Roman" w:hAnsi="Times New Roman" w:eastAsia="宋体"/>
+          <w:b w:val="0"/>
+          <w:color w:val="000000"/>
+          <w:sz w:val="24"/>
+        </w:rPr>
+        <w:t xml:space="preserve">人工审计补充（SAST 漏报）：① 记录中的 title 以明文保存，标题若含“银行卡密码”一类信息同样泄露，属工具无法判定的业务语义问题；② 盐虽随记录持久化，但未参与密钥派生（迭代次数恒为 1），同一密码在两条笔记上派生出相同密钥，密钥复用风险工具未提示；③ 路径拼接虽有 WARNING，但“标题输入框可达、可穿越出沙箱”需人工确认；④ exported=true 与 Ability 内无调用方校验的组合风险，需结合 module.json5 与代码共同判断。以上四项已一并修复（标题改密文、KDF 加盐且提升迭代、固定文件名、exported=false）。</w:t>
+      </w:r>
+    </w:p>
+    <w:p>
+      <w:pPr>
+        <w:spacing w:before="180" w:after="60" w:line="240" w:lineRule="auto"/>
+        <w:ind w:firstLine="0"/>
+        <w:jc w:val="center"/>
+      </w:pPr>
+      <w:r>
+        <w:rPr>
+          <w:rFonts w:ascii="Times New Roman" w:hAnsi="Times New Roman" w:eastAsia="宋体"/>
+          <w:b/>
+          <w:color w:val="000000"/>
+          <w:sz w:val="20"/>
+        </w:rPr>
+        <w:t xml:space="preserve">表 T-2　两套 SAST 工具检出能力对比</w:t>
+      </w:r>
+    </w:p>
+    <w:tbl>
+      <w:tblPr>
+        <w:tblStyle w:val="33"/>
+        <w:tblW w:w="0" w:type="auto"/>
+        <w:jc w:val="center"/>
+        <w:tblBorders>
+          <w:top w:val="single" w:color="auto" w:sz="4" w:space="0"/>
+          <w:left w:val="single" w:color="auto" w:sz="4" w:space="0"/>
+          <w:bottom w:val="single" w:color="auto" w:sz="4" w:space="0"/>
+          <w:right w:val="single" w:color="auto" w:sz="4" w:space="0"/>
+          <w:insideH w:val="single" w:color="auto" w:sz="4" w:space="0"/>
+          <w:insideV w:val="single" w:color="auto" w:sz="4" w:space="0"/>
+        </w:tblBorders>
+        <w:tblLayout w:type="fixed"/>
+        <w:tblCellMar>
+          <w:top w:w="0" w:type="dxa"/>
+          <w:left w:w="108" w:type="dxa"/>
+          <w:bottom w:w="0" w:type="dxa"/>
+          <w:right w:w="108" w:type="dxa"/>
+        </w:tblCellMar>
+      </w:tblPr>
+      <w:tblGrid>
+        <w:gridCol w:w="1700"/>
+        <w:gridCol w:w="3686"/>
+        <w:gridCol w:w="3686"/>
+      </w:tblGrid>
+      <w:tr>
+        <w:trPr>
+          <w:cantSplit/>
+          <w:tblHeader/>
+          <w:jc w:val="center"/>
+        </w:trPr>
+        <w:tc>
+          <w:tcPr>
+            <w:tcW w:w="1700" w:type="dxa"/>
+            <w:shd w:val="clear" w:color="auto" w:fill="D9D9D9"/>
+            <w:vAlign w:val="center"/>
+          </w:tcPr>
+          <w:p>
+            <w:pPr>
+              <w:spacing w:before="0" w:after="0" w:line="240" w:lineRule="auto"/>
+              <w:ind w:firstLine="0"/>
+              <w:jc w:val="center"/>
+            </w:pPr>
+            <w:r>
+              <w:rPr>
+                <w:rFonts w:ascii="Times New Roman" w:hAnsi="Times New Roman" w:eastAsia="宋体"/>
+                <w:b/>
+                <w:color w:val="000000"/>
+                <w:sz w:val="17"/>
+              </w:rPr>
+              <w:t xml:space="preserve">对比维度</w:t>
+            </w:r>
+          </w:p>
+        </w:tc>
+        <w:tc>
+          <w:tcPr>
+            <w:tcW w:w="3686" w:type="dxa"/>
+            <w:shd w:val="clear" w:color="auto" w:fill="D9D9D9"/>
+            <w:vAlign w:val="center"/>
+          </w:tcPr>
+          <w:p>
+            <w:pPr>
+              <w:spacing w:before="0" w:after="0" w:line="240" w:lineRule="auto"/>
+              <w:ind w:firstLine="0"/>
+              <w:jc w:val="center"/>
+            </w:pPr>
+            <w:r>
+              <w:rPr>
+                <w:rFonts w:ascii="Times New Roman" w:hAnsi="Times New Roman" w:eastAsia="宋体"/>
+                <w:b/>
+                <w:color w:val="000000"/>
+                <w:sz w:val="17"/>
+              </w:rPr>
+              <w:t xml:space="preserve">DevEco Code Linter（@ohos/security）</w:t>
+            </w:r>
+          </w:p>
+        </w:tc>
+        <w:tc>
+          <w:tcPr>
+            <w:tcW w:w="3686" w:type="dxa"/>
+            <w:shd w:val="clear" w:color="auto" w:fill="D9D9D9"/>
+            <w:vAlign w:val="center"/>
+          </w:tcPr>
+          <w:p>
+            <w:pPr>
+              <w:spacing w:before="0" w:after="0" w:line="240" w:lineRule="auto"/>
+              <w:ind w:firstLine="0"/>
+              <w:jc w:val="center"/>
+            </w:pPr>
+            <w:r>
+              <w:rPr>
+                <w:rFonts w:ascii="Times New Roman" w:hAnsi="Times New Roman" w:eastAsia="宋体"/>
+                <w:b/>
+                <w:color w:val="000000"/>
+                <w:sz w:val="17"/>
+              </w:rPr>
+              <w:t xml:space="preserve">Semgrep（arkts-security.yml）</w:t>
+            </w:r>
+          </w:p>
+        </w:tc>
+      </w:tr>
+      <w:tr>
+        <w:tc>
+          <w:tcPr>
+            <w:tcW w:w="1700" w:type="dxa"/>
+            <w:vAlign w:val="center"/>
+          </w:tcPr>
+          <w:p>
+            <w:pPr>
+              <w:spacing w:before="0" w:after="0" w:line="240" w:lineRule="auto"/>
+              <w:ind w:firstLine="0"/>
+              <w:jc w:val="center"/>
+            </w:pPr>
+            <w:r>
+              <w:rPr>
+                <w:rFonts w:ascii="Times New Roman" w:hAnsi="Times New Roman" w:eastAsia="宋体"/>
+                <w:b w:val="0"/>
+                <w:color w:val="000000"/>
+                <w:sz w:val="17"/>
+              </w:rPr>
+              <w:t xml:space="preserve">修复前检出条数</w:t>
+            </w:r>
+          </w:p>
+        </w:tc>
+        <w:tc>
+          <w:tcPr>
+            <w:tcW w:w="3686" w:type="dxa"/>
+            <w:vAlign w:val="center"/>
+          </w:tcPr>
+          <w:p>
+            <w:pPr>
+              <w:spacing w:before="0" w:after="0" w:line="240" w:lineRule="auto"/>
+              <w:ind w:firstLine="0"/>
+              <w:jc w:val="left"/>
+            </w:pPr>
+            <w:r>
+              <w:rPr>
+                <w:rFonts w:ascii="Times New Roman" w:hAnsi="Times New Roman" w:eastAsia="宋体"/>
+                <w:b w:val="0"/>
+                <w:color w:val="000000"/>
+                <w:sz w:val="17"/>
+              </w:rPr>
+              <w:t xml:space="preserve">1（仅 MD5 一条）</w:t>
+            </w:r>
+          </w:p>
+        </w:tc>
+        <w:tc>
+          <w:tcPr>
+            <w:tcW w:w="3686" w:type="dxa"/>
+            <w:vAlign w:val="center"/>
+          </w:tcPr>
+          <w:p>
+            <w:pPr>
+              <w:spacing w:before="0" w:after="0" w:line="240" w:lineRule="auto"/>
+              <w:ind w:firstLine="0"/>
+              <w:jc w:val="left"/>
+            </w:pPr>
+            <w:r>
+              <w:rPr>
+                <w:rFonts w:ascii="Times New Roman" w:hAnsi="Times New Roman" w:eastAsia="宋体"/>
+                <w:b w:val="0"/>
+                <w:color w:val="000000"/>
+                <w:sz w:val="17"/>
+              </w:rPr>
+              <w:t xml:space="preserve">13（覆盖 V1～V10 全部漏洞点）</w:t>
+            </w:r>
+          </w:p>
+        </w:tc>
+      </w:tr>
+      <w:tr>
+        <w:tc>
+          <w:tcPr>
+            <w:tcW w:w="1700" w:type="dxa"/>
+            <w:vAlign w:val="center"/>
+          </w:tcPr>
+          <w:p>
+            <w:pPr>
+              <w:spacing w:before="0" w:after="0" w:line="240" w:lineRule="auto"/>
+              <w:ind w:firstLine="0"/>
+              <w:jc w:val="center"/>
+            </w:pPr>
+            <w:r>
+              <w:rPr>
+                <w:rFonts w:ascii="Times New Roman" w:hAnsi="Times New Roman" w:eastAsia="宋体"/>
+                <w:b w:val="0"/>
+                <w:color w:val="000000"/>
+                <w:sz w:val="17"/>
+              </w:rPr>
+              <w:t xml:space="preserve">2.2 要求漏洞类型的覆盖</w:t>
+            </w:r>
+          </w:p>
+        </w:tc>
+        <w:tc>
+          <w:tcPr>
+            <w:tcW w:w="3686" w:type="dxa"/>
+            <w:vAlign w:val="center"/>
+          </w:tcPr>
+          <w:p>
+            <w:pPr>
+              <w:spacing w:before="0" w:after="0" w:line="240" w:lineRule="auto"/>
+              <w:ind w:firstLine="0"/>
+              <w:jc w:val="left"/>
+            </w:pPr>
+            <w:r>
+              <w:rPr>
+                <w:rFonts w:ascii="Times New Roman" w:hAnsi="Times New Roman" w:eastAsia="宋体"/>
+                <w:b w:val="0"/>
+                <w:color w:val="000000"/>
+                <w:sz w:val="17"/>
+              </w:rPr>
+              <w:t xml:space="preserve">1 / 5（仅“密码学算法误用”中的哈希部分）</w:t>
+            </w:r>
+          </w:p>
+        </w:tc>
+        <w:tc>
+          <w:tcPr>
+            <w:tcW w:w="3686" w:type="dxa"/>
+            <w:vAlign w:val="center"/>
+          </w:tcPr>
+          <w:p>
+            <w:pPr>
+              <w:spacing w:before="0" w:after="0" w:line="240" w:lineRule="auto"/>
+              <w:ind w:firstLine="0"/>
+              <w:jc w:val="left"/>
+            </w:pPr>
+            <w:r>
+              <w:rPr>
+                <w:rFonts w:ascii="Times New Roman" w:hAnsi="Times New Roman" w:eastAsia="宋体"/>
+                <w:b w:val="0"/>
+                <w:color w:val="000000"/>
+                <w:sz w:val="17"/>
+              </w:rPr>
+              <w:t xml:space="preserve">5 / 5（硬编码密钥、不安全随机数、敏感日志、Ability 导出、算法误用全部命中）</w:t>
+            </w:r>
+          </w:p>
+        </w:tc>
+      </w:tr>
+      <w:tr>
+        <w:tc>
+          <w:tcPr>
+            <w:tcW w:w="1700" w:type="dxa"/>
+            <w:vAlign w:val="center"/>
+          </w:tcPr>
+          <w:p>
+            <w:pPr>
+              <w:spacing w:before="0" w:after="0" w:line="240" w:lineRule="auto"/>
+              <w:ind w:firstLine="0"/>
+              <w:jc w:val="center"/>
+            </w:pPr>
+            <w:r>
+              <w:rPr>
+                <w:rFonts w:ascii="Times New Roman" w:hAnsi="Times New Roman" w:eastAsia="宋体"/>
+                <w:b w:val="0"/>
+                <w:color w:val="000000"/>
+                <w:sz w:val="17"/>
+              </w:rPr>
+              <w:t xml:space="preserve">额外发现</w:t>
+            </w:r>
+          </w:p>
+        </w:tc>
+        <w:tc>
+          <w:tcPr>
+            <w:tcW w:w="3686" w:type="dxa"/>
+            <w:vAlign w:val="center"/>
+          </w:tcPr>
+          <w:p>
+            <w:pPr>
+              <w:spacing w:before="0" w:after="0" w:line="240" w:lineRule="auto"/>
+              <w:ind w:firstLine="0"/>
+              <w:jc w:val="left"/>
+            </w:pPr>
+            <w:r>
+              <w:rPr>
+                <w:rFonts w:ascii="Times New Roman" w:hAnsi="Times New Roman" w:eastAsia="宋体"/>
+                <w:b w:val="0"/>
+                <w:color w:val="000000"/>
+                <w:sz w:val="17"/>
+              </w:rPr>
+              <w:t xml:space="preserve">无</w:t>
+            </w:r>
+          </w:p>
+        </w:tc>
+        <w:tc>
+          <w:tcPr>
+            <w:tcW w:w="3686" w:type="dxa"/>
+            <w:vAlign w:val="center"/>
+          </w:tcPr>
+          <w:p>
+            <w:pPr>
+              <w:spacing w:before="0" w:after="0" w:line="240" w:lineRule="auto"/>
+              <w:ind w:firstLine="0"/>
+              <w:jc w:val="left"/>
+            </w:pPr>
+            <w:r>
+              <w:rPr>
+                <w:rFonts w:ascii="Times New Roman" w:hAnsi="Times New Roman" w:eastAsia="宋体"/>
+                <w:b w:val="0"/>
+                <w:color w:val="000000"/>
+                <w:sz w:val="17"/>
+              </w:rPr>
+              <w:t xml:space="preserve">路径穿越（V8）、明文 HTTP 与令牌外发（V10）</w:t>
+            </w:r>
+          </w:p>
+        </w:tc>
+      </w:tr>
+      <w:tr>
+        <w:tc>
+          <w:tcPr>
+            <w:tcW w:w="1700" w:type="dxa"/>
+            <w:vAlign w:val="center"/>
+          </w:tcPr>
+          <w:p>
+            <w:pPr>
+              <w:spacing w:before="0" w:after="0" w:line="240" w:lineRule="auto"/>
+              <w:ind w:firstLine="0"/>
+              <w:jc w:val="center"/>
+            </w:pPr>
+            <w:r>
+              <w:rPr>
+                <w:rFonts w:ascii="Times New Roman" w:hAnsi="Times New Roman" w:eastAsia="宋体"/>
+                <w:b w:val="0"/>
+                <w:color w:val="000000"/>
+                <w:sz w:val="17"/>
+              </w:rPr>
+              <w:t xml:space="preserve">误报情况</w:t>
+            </w:r>
+          </w:p>
+        </w:tc>
+        <w:tc>
+          <w:tcPr>
+            <w:tcW w:w="3686" w:type="dxa"/>
+            <w:vAlign w:val="center"/>
+          </w:tcPr>
+          <w:p>
+            <w:pPr>
+              <w:spacing w:before="0" w:after="0" w:line="240" w:lineRule="auto"/>
+              <w:ind w:firstLine="0"/>
+              <w:jc w:val="left"/>
+            </w:pPr>
+            <w:r>
+              <w:rPr>
+                <w:rFonts w:ascii="Times New Roman" w:hAnsi="Times New Roman" w:eastAsia="宋体"/>
+                <w:b w:val="0"/>
+                <w:color w:val="000000"/>
+                <w:sz w:val="17"/>
+              </w:rPr>
+              <w:t xml:space="preserve">无（但覆盖面过窄，属漏报）</w:t>
+            </w:r>
+          </w:p>
+        </w:tc>
+        <w:tc>
+          <w:tcPr>
+            <w:tcW w:w="3686" w:type="dxa"/>
+            <w:vAlign w:val="center"/>
+          </w:tcPr>
+          <w:p>
+            <w:pPr>
+              <w:spacing w:before="0" w:after="0" w:line="240" w:lineRule="auto"/>
+              <w:ind w:firstLine="0"/>
+              <w:jc w:val="left"/>
+            </w:pPr>
+            <w:r>
+              <w:rPr>
+                <w:rFonts w:ascii="Times New Roman" w:hAnsi="Times New Roman" w:eastAsia="宋体"/>
+                <w:b w:val="0"/>
+                <w:color w:val="000000"/>
+                <w:sz w:val="17"/>
+              </w:rPr>
+              <w:t xml:space="preserve">首版规则 16 条命中中 3 条为误报（许可证注释中的 http://、EntryAbility 的合法导出、枚举值 EMPTY_PASSWORD），已用 pattern-not-regex 与“字面量须含数字”条件收敛</w:t>
+            </w:r>
+          </w:p>
+        </w:tc>
+      </w:tr>
+      <w:tr>
+        <w:tc>
+          <w:tcPr>
+            <w:tcW w:w="1700" w:type="dxa"/>
+            <w:vAlign w:val="center"/>
+          </w:tcPr>
+          <w:p>
+            <w:pPr>
+              <w:spacing w:before="0" w:after="0" w:line="240" w:lineRule="auto"/>
+              <w:ind w:firstLine="0"/>
+              <w:jc w:val="center"/>
+            </w:pPr>
+            <w:r>
+              <w:rPr>
+                <w:rFonts w:ascii="Times New Roman" w:hAnsi="Times New Roman" w:eastAsia="宋体"/>
+                <w:b w:val="0"/>
+                <w:color w:val="000000"/>
+                <w:sz w:val="17"/>
+              </w:rPr>
+              <w:t xml:space="preserve">漏报原因</w:t>
+            </w:r>
+          </w:p>
+        </w:tc>
+        <w:tc>
+          <w:tcPr>
+            <w:tcW w:w="3686" w:type="dxa"/>
+            <w:vAlign w:val="center"/>
+          </w:tcPr>
+          <w:p>
+            <w:pPr>
+              <w:spacing w:before="0" w:after="0" w:line="240" w:lineRule="auto"/>
+              <w:ind w:firstLine="0"/>
+              <w:jc w:val="left"/>
+            </w:pPr>
+            <w:r>
+              <w:rPr>
+                <w:rFonts w:ascii="Times New Roman" w:hAnsi="Times New Roman" w:eastAsia="宋体"/>
+                <w:b w:val="0"/>
+                <w:color w:val="000000"/>
+                <w:sz w:val="17"/>
+              </w:rPr>
+              <w:t xml:space="preserve">只对鸿蒙 API 的算法名做白名单比对（MD5/DES/3DES 等），不跟踪数据流：无法判断密钥来自硬编码、随机数是否用于密码学、日志是否含敏感字段、exported 是否被访问控制</w:t>
+            </w:r>
+          </w:p>
+        </w:tc>
+        <w:tc>
+          <w:tcPr>
+            <w:tcW w:w="3686" w:type="dxa"/>
+            <w:vAlign w:val="center"/>
+          </w:tcPr>
+          <w:p>
+            <w:pPr>
+              <w:spacing w:before="0" w:after="0" w:line="240" w:lineRule="auto"/>
+              <w:ind w:firstLine="0"/>
+              <w:jc w:val="left"/>
+            </w:pPr>
+            <w:r>
+              <w:rPr>
+                <w:rFonts w:ascii="Times New Roman" w:hAnsi="Times New Roman" w:eastAsia="宋体"/>
+                <w:b w:val="0"/>
+                <w:color w:val="000000"/>
+                <w:sz w:val="17"/>
+              </w:rPr>
+              <w:t xml:space="preserve">规则面向“文本形态”，缺少跨文件数据流与运行期上下文；CBC 只报模式不报“无完整性校验”的后果，路径拼接只能给出 WARNING，需人工审计确认可利用性</w:t>
+            </w:r>
+          </w:p>
+        </w:tc>
+      </w:tr>
+      <w:tr>
+        <w:tc>
+          <w:tcPr>
+            <w:tcW w:w="1700" w:type="dxa"/>
+            <w:vAlign w:val="center"/>
+          </w:tcPr>
+          <w:p>
+            <w:pPr>
+              <w:spacing w:before="0" w:after="0" w:line="240" w:lineRule="auto"/>
+              <w:ind w:firstLine="0"/>
+              <w:jc w:val="center"/>
+            </w:pPr>
+            <w:r>
+              <w:rPr>
+                <w:rFonts w:ascii="Times New Roman" w:hAnsi="Times New Roman" w:eastAsia="宋体"/>
+                <w:b w:val="0"/>
+                <w:color w:val="000000"/>
+                <w:sz w:val="17"/>
+              </w:rPr>
+              <w:t xml:space="preserve">适用阶段</w:t>
+            </w:r>
+          </w:p>
+        </w:tc>
+        <w:tc>
+          <w:tcPr>
+            <w:tcW w:w="3686" w:type="dxa"/>
+            <w:vAlign w:val="center"/>
+          </w:tcPr>
+          <w:p>
+            <w:pPr>
+              <w:spacing w:before="0" w:after="0" w:line="240" w:lineRule="auto"/>
+              <w:ind w:firstLine="0"/>
+              <w:jc w:val="left"/>
+            </w:pPr>
+            <w:r>
+              <w:rPr>
+                <w:rFonts w:ascii="Times New Roman" w:hAnsi="Times New Roman" w:eastAsia="宋体"/>
+                <w:b w:val="0"/>
+                <w:color w:val="000000"/>
+                <w:sz w:val="17"/>
+              </w:rPr>
+              <w:t xml:space="preserve">IDE 编码期，实时提示 API 误用</w:t>
+            </w:r>
+          </w:p>
+        </w:tc>
+        <w:tc>
+          <w:tcPr>
+            <w:tcW w:w="3686" w:type="dxa"/>
+            <w:vAlign w:val="center"/>
+          </w:tcPr>
+          <w:p>
+            <w:pPr>
+              <w:spacing w:before="0" w:after="0" w:line="240" w:lineRule="auto"/>
+              <w:ind w:firstLine="0"/>
+              <w:jc w:val="left"/>
+            </w:pPr>
+            <w:r>
+              <w:rPr>
+                <w:rFonts w:ascii="Times New Roman" w:hAnsi="Times New Roman" w:eastAsia="宋体"/>
+                <w:b w:val="0"/>
+                <w:color w:val="000000"/>
+                <w:sz w:val="17"/>
+              </w:rPr>
+              <w:t xml:space="preserve">CI 门禁期，按业务规则批量拦截</w:t>
+            </w:r>
+          </w:p>
+        </w:tc>
+      </w:tr>
+    </w:tbl>
+    <w:p>
+      <w:pPr>
+        <w:spacing w:before="0" w:after="0" w:line="240" w:lineRule="auto"/>
+        <w:ind w:firstLine="480"/>
+      </w:pPr>
+      <w:r>
+        <w:rPr>
+          <w:rFonts w:ascii="Times New Roman" w:hAnsi="Times New Roman" w:eastAsia="宋体"/>
+          <w:b w:val="0"/>
+          <w:color w:val="000000"/>
+          <w:sz w:val="12"/>
+        </w:rPr>
+        <w:t xml:space="preserve"/>
+      </w:r>
+    </w:p>
+    <w:p>
+      <w:pPr>
+        <w:spacing w:before="0" w:after="0" w:line="240" w:lineRule="auto"/>
+        <w:ind w:firstLine="480"/>
+      </w:pPr>
+      <w:r>
+        <w:rPr>
+          <w:rFonts w:ascii="Times New Roman" w:hAnsi="Times New Roman" w:eastAsia="宋体"/>
+          <w:b w:val="0"/>
+          <w:color w:val="000000"/>
+          <w:sz w:val="24"/>
+        </w:rPr>
+        <w:t xml:space="preserve">规则有效性：附录 B 的 arkts-security.yml 为示意版本，pattern 与 pattern-inside 并列书写且 languages 标注为 typescript/json，直接执行无法命中，也没有覆盖 ArkTS 的 createCipher/createMd/Math.random 等真实写法。本次按 Semgrep 官方语法改写为 patterns 数组 + pattern-regex，并逐条验证命中与误报，最终 10 条规则在修复前全部命中、修复后全部清零（规则见 task2/security/rules/arkts-security.yml）。</w:t>
+      </w:r>
+    </w:p>
+    <w:p>
+      <w:pPr>
+        <w:spacing w:before="0" w:after="0" w:line="240" w:lineRule="auto"/>
+        <w:ind w:firstLine="480"/>
+      </w:pPr>
+      <w:r>
+        <w:rPr>
+          <w:rFonts w:ascii="Times New Roman" w:hAnsi="Times New Roman" w:eastAsia="宋体"/>
+          <w:b w:val="0"/>
+          <w:color w:val="000000"/>
+          <w:sz w:val="24"/>
+        </w:rPr>
+        <w:t xml:space="preserve">复测与功能验证：修复后 Code Linter 扫描 13 个文件、缺陷 0；Semgrep 告警 0（解析错误 0）；hvigorw assembleHap 构建成功；修复后源码与任务二首轮已部署运行的干净版本逐文件 diff 为空，即加解密、保存/读取、网络示例、详情页跳转四条业务流程的代码路径未发生任何变化，应用仍在模拟器正常启动（screenshots/task2/07-应用运行验证.png）。</w:t>
+      </w:r>
+    </w:p>
+    <w:p>
+      <w:pPr>
+        <w:spacing w:before="0" w:after="0" w:line="240" w:lineRule="auto"/>
+        <w:ind w:firstLine="480"/>
+      </w:pPr>
+      <w:r>
+        <w:rPr>
+          <w:rFonts w:ascii="Times New Roman" w:hAnsi="Times New Roman" w:eastAsia="宋体"/>
+          <w:b w:val="0"/>
+          <w:color w:val="000000"/>
+          <w:sz w:val="24"/>
+        </w:rPr>
+        <w:t xml:space="preserve">结论：两套工具呈互补关系——Code Linter 贴近鸿蒙 API、误报低但只识别显式弱算法；Semgrep 覆盖业务规则、检出率高但需人工判断可利用性。修复后 10 类漏洞全部清零且未破坏业务逻辑。</w:t>
       </w:r>
     </w:p>
     <w:p>

--- a/Assignment 4.docx
+++ b/Assignment 4.docx
@@ -6254,6 +6254,987 @@
           <w:sz w:val="24"/>
         </w:rPr>
         <w:t>0～8 分：无法正确理解脚本，新增规则无法命中目标。</w:t>
+      </w:r>
+    </w:p>
+    <w:p>
+      <w:pPr>
+        <w:spacing w:before="200" w:after="60" w:line="240" w:lineRule="auto"/>
+        <w:ind w:firstLine="480"/>
+      </w:pPr>
+      <w:r>
+        <w:rPr>
+          <w:rFonts w:ascii="Times New Roman" w:hAnsi="Times New Roman" w:eastAsia="宋体"/>
+          <w:b/>
+          <w:color w:val="000000"/>
+          <w:sz w:val="24"/>
+        </w:rPr>
+        <w:t>任务三实验记录与结论</w:t>
+      </w:r>
+    </w:p>
+    <w:p>
+      <w:pPr>
+        <w:spacing w:before="0" w:after="0" w:line="240" w:lineRule="auto"/>
+        <w:ind w:firstLine="480"/>
+      </w:pPr>
+      <w:r>
+        <w:rPr>
+          <w:rFonts w:ascii="Times New Roman" w:hAnsi="Times New Roman" w:eastAsia="宋体"/>
+          <w:b w:val="0"/>
+          <w:color w:val="000000"/>
+          <w:sz w:val="24"/>
+        </w:rPr>
+        <w:t>验证材料：3.2 的新规则追加在 task2/security/rules/arkts-security.yml（共 11 条，task2-vulnerable 内保留同一份副本）；规则样例为 task2/security/rules/tests/hardcoded-ip-sample.ets，单独验证脚本为 scripts/test_ip_rule.sh；3.3 的门禁插件为 scripts/security-gate/security-gate.ts（注册 securityScan 任务），task2 与 task2-vulnerable 的 hvigorfile.ts 均已挂载。终端原始输出见 logs/task3/，截图见 screenshots/task3/01～03。</w:t>
+      </w:r>
+    </w:p>
+    <w:p>
+      <w:pPr>
+        <w:spacing w:before="200" w:after="60" w:line="240" w:lineRule="auto"/>
+        <w:ind w:firstLine="480"/>
+      </w:pPr>
+      <w:r>
+        <w:rPr>
+          <w:rFonts w:ascii="Times New Roman" w:hAnsi="Times New Roman" w:eastAsia="宋体"/>
+          <w:b/>
+          <w:color w:val="000000"/>
+          <w:sz w:val="24"/>
+        </w:rPr>
+        <w:t>子任务 3.1：门禁脚本理解</w:t>
+      </w:r>
+    </w:p>
+    <w:p>
+      <w:pPr>
+        <w:spacing w:before="0" w:after="0" w:line="240" w:lineRule="auto"/>
+        <w:ind w:firstLine="480"/>
+      </w:pPr>
+      <w:r>
+        <w:rPr>
+          <w:rFonts w:ascii="Times New Roman" w:hAnsi="Times New Roman" w:eastAsia="宋体"/>
+          <w:b w:val="0"/>
+          <w:color w:val="000000"/>
+          <w:sz w:val="24"/>
+        </w:rPr>
+        <w:t>按附录 C 的 securityScan 脚本逻辑，三个问题的回答整理如表 T-3。</w:t>
+      </w:r>
+    </w:p>
+    <w:p>
+      <w:pPr>
+        <w:spacing w:before="180" w:after="60" w:line="240" w:lineRule="auto"/>
+        <w:ind w:firstLine="0"/>
+        <w:jc w:val="center"/>
+      </w:pPr>
+      <w:r>
+        <w:rPr>
+          <w:rFonts w:ascii="Times New Roman" w:hAnsi="Times New Roman" w:eastAsia="宋体"/>
+          <w:b/>
+          <w:color w:val="000000"/>
+          <w:sz w:val="20"/>
+        </w:rPr>
+        <w:t>表 T-3　任务三 子任务 3.1 门禁原理问题回答</w:t>
+      </w:r>
+    </w:p>
+    <w:tbl>
+      <w:tblPr>
+        <w:tblW w:type="auto" w:w="0"/>
+        <w:jc w:val="center"/>
+        <w:tblLayout w:type="fixed"/>
+        <w:tblLook w:firstColumn="1" w:firstRow="1" w:lastColumn="0" w:lastRow="0" w:noHBand="0" w:noVBand="1" w:val="04A0"/>
+        <w:tblBorders>
+          <w:top w:val="single" w:sz="4" w:space="0" w:color="auto"/>
+          <w:left w:val="single" w:sz="4" w:space="0" w:color="auto"/>
+          <w:bottom w:val="single" w:sz="4" w:space="0" w:color="auto"/>
+          <w:right w:val="single" w:sz="4" w:space="0" w:color="auto"/>
+          <w:insideH w:val="single" w:sz="4" w:space="0" w:color="auto"/>
+          <w:insideV w:val="single" w:sz="4" w:space="0" w:color="auto"/>
+        </w:tblBorders>
+        <w:tblLayout w:type="fixed"/>
+      </w:tblPr>
+      <w:tblGrid>
+        <w:gridCol w:w="2200"/>
+        <w:gridCol w:w="6872"/>
+      </w:tblGrid>
+      <w:tr>
+        <w:trPr>
+          <w:cantSplit/>
+          <w:tblHeader/>
+        </w:trPr>
+        <w:tc>
+          <w:tcPr>
+            <w:tcW w:type="dxa" w:w="2200"/>
+            <w:shd w:val="clear" w:color="auto" w:fill="D9D9D9"/>
+            <w:vAlign w:val="center"/>
+          </w:tcPr>
+          <w:p>
+            <w:pPr>
+              <w:spacing w:before="0" w:after="0" w:line="240" w:lineRule="auto"/>
+              <w:jc w:val="center"/>
+            </w:pPr>
+            <w:r>
+              <w:rPr>
+                <w:rFonts w:ascii="Times New Roman" w:hAnsi="Times New Roman" w:eastAsia="宋体"/>
+                <w:b/>
+                <w:sz w:val="17"/>
+              </w:rPr>
+              <w:t>问题</w:t>
+            </w:r>
+          </w:p>
+        </w:tc>
+        <w:tc>
+          <w:tcPr>
+            <w:tcW w:type="dxa" w:w="6872"/>
+            <w:shd w:val="clear" w:color="auto" w:fill="D9D9D9"/>
+            <w:vAlign w:val="center"/>
+          </w:tcPr>
+          <w:p>
+            <w:pPr>
+              <w:spacing w:before="0" w:after="0" w:line="240" w:lineRule="auto"/>
+              <w:jc w:val="center"/>
+            </w:pPr>
+            <w:r>
+              <w:rPr>
+                <w:rFonts w:ascii="Times New Roman" w:hAnsi="Times New Roman" w:eastAsia="宋体"/>
+                <w:b/>
+                <w:sz w:val="17"/>
+              </w:rPr>
+              <w:t>回答</w:t>
+            </w:r>
+          </w:p>
+        </w:tc>
+      </w:tr>
+      <w:tr>
+        <w:trPr>
+          <w:cantSplit/>
+        </w:trPr>
+        <w:tc>
+          <w:tcPr>
+            <w:tcW w:type="dxa" w:w="2200"/>
+            <w:vAlign w:val="center"/>
+          </w:tcPr>
+          <w:p>
+            <w:pPr>
+              <w:spacing w:before="0" w:after="0" w:line="240" w:lineRule="auto"/>
+            </w:pPr>
+            <w:r>
+              <w:rPr>
+                <w:rFonts w:ascii="Times New Roman" w:hAnsi="Times New Roman" w:eastAsia="宋体"/>
+                <w:b w:val="0"/>
+                <w:sz w:val="17"/>
+              </w:rPr>
+              <w:t>这个安全门禁在什么阶段触发？</w:t>
+            </w:r>
+          </w:p>
+        </w:tc>
+        <w:tc>
+          <w:tcPr>
+            <w:tcW w:type="dxa" w:w="6872"/>
+            <w:vAlign w:val="center"/>
+          </w:tcPr>
+          <w:p>
+            <w:pPr>
+              <w:spacing w:before="0" w:after="0" w:line="240" w:lineRule="auto"/>
+            </w:pPr>
+            <w:r>
+              <w:rPr>
+                <w:rFonts w:ascii="Times New Roman" w:hAnsi="Times New Roman" w:eastAsia="宋体"/>
+                <w:b w:val="0"/>
+                <w:sz w:val="17"/>
+              </w:rPr>
+              <w:t>附录 C 通过 tasks.register 把 securityScan 注册为 hvigor 自定义任务：构建配置阶段完成注册，执行 hvigorw securityScan 时运行，发生在编译打包、签名之前，属于“构建期门禁”。落到 CI 上通常作为独立 stage（提交触发构建 → 安全扫描 → 通过后才继续 assembleHap/签名/上架），而不是 git pre-commit hook。</w:t>
+            </w:r>
+          </w:p>
+        </w:tc>
+      </w:tr>
+      <w:tr>
+        <w:trPr>
+          <w:cantSplit/>
+        </w:trPr>
+        <w:tc>
+          <w:tcPr>
+            <w:tcW w:type="dxa" w:w="2200"/>
+            <w:vAlign w:val="center"/>
+          </w:tcPr>
+          <w:p>
+            <w:pPr>
+              <w:spacing w:before="0" w:after="0" w:line="240" w:lineRule="auto"/>
+            </w:pPr>
+            <w:r>
+              <w:rPr>
+                <w:rFonts w:ascii="Times New Roman" w:hAnsi="Times New Roman" w:eastAsia="宋体"/>
+                <w:b w:val="0"/>
+                <w:sz w:val="17"/>
+              </w:rPr>
+              <w:t>门禁的阻断条件是什么？</w:t>
+            </w:r>
+          </w:p>
+        </w:tc>
+        <w:tc>
+          <w:tcPr>
+            <w:tcW w:type="dxa" w:w="6872"/>
+            <w:vAlign w:val="center"/>
+          </w:tcPr>
+          <w:p>
+            <w:pPr>
+              <w:spacing w:before="0" w:after="0" w:line="240" w:lineRule="auto"/>
+            </w:pPr>
+            <w:r>
+              <w:rPr>
+                <w:rFonts w:ascii="Times New Roman" w:hAnsi="Times New Roman" w:eastAsia="宋体"/>
+                <w:b w:val="0"/>
+                <w:sz w:val="17"/>
+              </w:rPr>
+              <w:t>Code Linter 以 @ohos/security 规则集扫描 entry/src/main/ets，从 result.issues 中筛出 level === "high" 的条目；只要 highRisk.length &gt; 0 就 throw new Error，使 hvigor 任务失败、进程退出码非 0，后续打包任务不再执行；中低危不阻断。本次原型把 Code Linter 的 severity&gt;=2 与 Semgrep 的 ERROR 统一视为高危。</w:t>
+            </w:r>
+          </w:p>
+        </w:tc>
+      </w:tr>
+      <w:tr>
+        <w:trPr>
+          <w:cantSplit/>
+        </w:trPr>
+        <w:tc>
+          <w:tcPr>
+            <w:tcW w:type="dxa" w:w="2200"/>
+            <w:vAlign w:val="center"/>
+          </w:tcPr>
+          <w:p>
+            <w:pPr>
+              <w:spacing w:before="0" w:after="0" w:line="240" w:lineRule="auto"/>
+            </w:pPr>
+            <w:r>
+              <w:rPr>
+                <w:rFonts w:ascii="Times New Roman" w:hAnsi="Times New Roman" w:eastAsia="宋体"/>
+                <w:b w:val="0"/>
+                <w:sz w:val="17"/>
+              </w:rPr>
+              <w:t>该方案有哪些局限性？</w:t>
+            </w:r>
+          </w:p>
+        </w:tc>
+        <w:tc>
+          <w:tcPr>
+            <w:tcW w:type="dxa" w:w="6872"/>
+            <w:vAlign w:val="center"/>
+          </w:tcPr>
+          <w:p>
+            <w:pPr>
+              <w:spacing w:before="0" w:after="0" w:line="240" w:lineRule="auto"/>
+            </w:pPr>
+            <w:r>
+              <w:rPr>
+                <w:rFonts w:ascii="Times New Roman" w:hAnsi="Times New Roman" w:eastAsia="宋体"/>
+                <w:b w:val="0"/>
+                <w:sz w:val="17"/>
+              </w:rPr>
+              <w:t>① 覆盖窄：只扫 ArkTS 源码目录，module.json5/app.json5 的 exported、权限声明、资源与 native 库不在范围内；② 纯静态：无法发现运行时动态漏洞（越权调用、注入生效、竞态、配置错误），也无法判断漏洞可达性；③ 漏报严重：本次 Code Linter 仅检出 1/10 类漏洞（只有 MD5 一条），硬编码密钥、日志泄露、不安全随机数全部漏报，只看 level 过滤会把“没扫出”误当“安全”；④ 规则集与等级随 DevEco 版本漂移，且无基线、豁免与增量机制，存量问题会长期阻断；⑤ 脚本可被 --skip、改 hvigorfile 绕过，缺少签名与审计；⑥ 只在构建期反馈，提交前无提示，修复成本高。</w:t>
+            </w:r>
+          </w:p>
+        </w:tc>
+      </w:tr>
+    </w:tbl>
+    <w:p>
+      <w:pPr>
+        <w:spacing w:before="200" w:after="60" w:line="240" w:lineRule="auto"/>
+        <w:ind w:firstLine="480"/>
+      </w:pPr>
+      <w:r>
+        <w:rPr>
+          <w:rFonts w:ascii="Times New Roman" w:hAnsi="Times New Roman" w:eastAsia="宋体"/>
+          <w:b/>
+          <w:color w:val="000000"/>
+          <w:sz w:val="24"/>
+        </w:rPr>
+        <w:t>子任务 3.2：扩展硬编码 IPv4 规则</w:t>
+      </w:r>
+    </w:p>
+    <w:p>
+      <w:pPr>
+        <w:spacing w:before="0" w:after="0" w:line="240" w:lineRule="auto"/>
+        <w:ind w:firstLine="480"/>
+      </w:pPr>
+      <w:r>
+        <w:rPr>
+          <w:rFonts w:ascii="Times New Roman" w:hAnsi="Times New Roman" w:eastAsia="宋体"/>
+          <w:b w:val="0"/>
+          <w:color w:val="000000"/>
+          <w:sz w:val="24"/>
+        </w:rPr>
+        <w:t>新增规则 arkts-hardcoded-ip 并追加到规则文件末尾，规则要点与单独验证结果见表 T-4。样例命中位置为 hardcoded-ip-sample.ets:2，命中行的源码即附录 D 给出的 const serverIp = "192.168.1.100";。</w:t>
+      </w:r>
+    </w:p>
+    <w:p>
+      <w:pPr>
+        <w:spacing w:before="180" w:after="60" w:line="240" w:lineRule="auto"/>
+        <w:ind w:firstLine="0"/>
+        <w:jc w:val="center"/>
+      </w:pPr>
+      <w:r>
+        <w:rPr>
+          <w:rFonts w:ascii="Times New Roman" w:hAnsi="Times New Roman" w:eastAsia="宋体"/>
+          <w:b/>
+          <w:color w:val="000000"/>
+          <w:sz w:val="20"/>
+        </w:rPr>
+        <w:t>表 T-4　新增 Semgrep 规则与样例验证结果</w:t>
+      </w:r>
+    </w:p>
+    <w:tbl>
+      <w:tblPr>
+        <w:tblW w:type="auto" w:w="0"/>
+        <w:jc w:val="center"/>
+        <w:tblLayout w:type="fixed"/>
+        <w:tblLook w:firstColumn="1" w:firstRow="1" w:lastColumn="0" w:lastRow="0" w:noHBand="0" w:noVBand="1" w:val="04A0"/>
+        <w:tblBorders>
+          <w:top w:val="single" w:sz="4" w:space="0" w:color="auto"/>
+          <w:left w:val="single" w:sz="4" w:space="0" w:color="auto"/>
+          <w:bottom w:val="single" w:sz="4" w:space="0" w:color="auto"/>
+          <w:right w:val="single" w:sz="4" w:space="0" w:color="auto"/>
+          <w:insideH w:val="single" w:sz="4" w:space="0" w:color="auto"/>
+          <w:insideV w:val="single" w:sz="4" w:space="0" w:color="auto"/>
+        </w:tblBorders>
+        <w:tblLayout w:type="fixed"/>
+      </w:tblPr>
+      <w:tblGrid>
+        <w:gridCol w:w="1500"/>
+        <w:gridCol w:w="7572"/>
+      </w:tblGrid>
+      <w:tr>
+        <w:trPr>
+          <w:cantSplit/>
+          <w:tblHeader/>
+        </w:trPr>
+        <w:tc>
+          <w:tcPr>
+            <w:tcW w:type="dxa" w:w="1500"/>
+            <w:shd w:val="clear" w:color="auto" w:fill="D9D9D9"/>
+            <w:vAlign w:val="center"/>
+          </w:tcPr>
+          <w:p>
+            <w:pPr>
+              <w:spacing w:before="0" w:after="0" w:line="240" w:lineRule="auto"/>
+              <w:jc w:val="center"/>
+            </w:pPr>
+            <w:r>
+              <w:rPr>
+                <w:rFonts w:ascii="Times New Roman" w:hAnsi="Times New Roman" w:eastAsia="宋体"/>
+                <w:b/>
+                <w:sz w:val="17"/>
+              </w:rPr>
+              <w:t>项目</w:t>
+            </w:r>
+          </w:p>
+        </w:tc>
+        <w:tc>
+          <w:tcPr>
+            <w:tcW w:type="dxa" w:w="7572"/>
+            <w:shd w:val="clear" w:color="auto" w:fill="D9D9D9"/>
+            <w:vAlign w:val="center"/>
+          </w:tcPr>
+          <w:p>
+            <w:pPr>
+              <w:spacing w:before="0" w:after="0" w:line="240" w:lineRule="auto"/>
+              <w:jc w:val="center"/>
+            </w:pPr>
+            <w:r>
+              <w:rPr>
+                <w:rFonts w:ascii="Times New Roman" w:hAnsi="Times New Roman" w:eastAsia="宋体"/>
+                <w:b/>
+                <w:sz w:val="17"/>
+              </w:rPr>
+              <w:t>内容</w:t>
+            </w:r>
+          </w:p>
+        </w:tc>
+      </w:tr>
+      <w:tr>
+        <w:trPr>
+          <w:cantSplit/>
+        </w:trPr>
+        <w:tc>
+          <w:tcPr>
+            <w:tcW w:type="dxa" w:w="1500"/>
+            <w:vAlign w:val="center"/>
+          </w:tcPr>
+          <w:p>
+            <w:pPr>
+              <w:spacing w:before="0" w:after="0" w:line="240" w:lineRule="auto"/>
+            </w:pPr>
+            <w:r>
+              <w:rPr>
+                <w:rFonts w:ascii="Times New Roman" w:hAnsi="Times New Roman" w:eastAsia="宋体"/>
+                <w:b w:val="0"/>
+                <w:sz w:val="17"/>
+              </w:rPr>
+              <w:t>规则 ID / 级别</w:t>
+            </w:r>
+          </w:p>
+        </w:tc>
+        <w:tc>
+          <w:tcPr>
+            <w:tcW w:type="dxa" w:w="7572"/>
+            <w:vAlign w:val="center"/>
+          </w:tcPr>
+          <w:p>
+            <w:pPr>
+              <w:spacing w:before="0" w:after="0" w:line="240" w:lineRule="auto"/>
+            </w:pPr>
+            <w:r>
+              <w:rPr>
+                <w:rFonts w:ascii="Times New Roman" w:hAnsi="Times New Roman" w:eastAsia="宋体"/>
+                <w:b w:val="0"/>
+                <w:sz w:val="17"/>
+              </w:rPr>
+              <w:t>arkts-hardcoded-ip；severity: ERROR（高危，命中即阻断）；languages: [generic]</w:t>
+            </w:r>
+          </w:p>
+        </w:tc>
+      </w:tr>
+      <w:tr>
+        <w:trPr>
+          <w:cantSplit/>
+        </w:trPr>
+        <w:tc>
+          <w:tcPr>
+            <w:tcW w:type="dxa" w:w="1500"/>
+            <w:vAlign w:val="center"/>
+          </w:tcPr>
+          <w:p>
+            <w:pPr>
+              <w:spacing w:before="0" w:after="0" w:line="240" w:lineRule="auto"/>
+            </w:pPr>
+            <w:r>
+              <w:rPr>
+                <w:rFonts w:ascii="Times New Roman" w:hAnsi="Times New Roman" w:eastAsia="宋体"/>
+                <w:b w:val="0"/>
+                <w:sz w:val="17"/>
+              </w:rPr>
+              <w:t>匹配逻辑</w:t>
+            </w:r>
+          </w:p>
+        </w:tc>
+        <w:tc>
+          <w:tcPr>
+            <w:tcW w:type="dxa" w:w="7572"/>
+            <w:vAlign w:val="center"/>
+          </w:tcPr>
+          <w:p>
+            <w:pPr>
+              <w:spacing w:before="0" w:after="0" w:line="240" w:lineRule="auto"/>
+            </w:pPr>
+            <w:r>
+              <w:rPr>
+                <w:rFonts w:ascii="Times New Roman" w:hAnsi="Times New Roman" w:eastAsia="宋体"/>
+                <w:b w:val="0"/>
+                <w:sz w:val="17"/>
+              </w:rPr>
+              <w:t>匹配引号内的 IPv4 字面量，每段用 25[0-5] | 2[0-4][0-9] | 1[0-9]{2} | [1-9]?[0-9] 严格限定 0-255，避免把 999.1.1.1、版本号、URL 误判为 IP；采用 patterns 数组（pattern-regex + pattern-not-regex）。</w:t>
+            </w:r>
+          </w:p>
+        </w:tc>
+      </w:tr>
+      <w:tr>
+        <w:trPr>
+          <w:cantSplit/>
+        </w:trPr>
+        <w:tc>
+          <w:tcPr>
+            <w:tcW w:type="dxa" w:w="1500"/>
+            <w:vAlign w:val="center"/>
+          </w:tcPr>
+          <w:p>
+            <w:pPr>
+              <w:spacing w:before="0" w:after="0" w:line="240" w:lineRule="auto"/>
+            </w:pPr>
+            <w:r>
+              <w:rPr>
+                <w:rFonts w:ascii="Times New Roman" w:hAnsi="Times New Roman" w:eastAsia="宋体"/>
+                <w:b w:val="0"/>
+                <w:sz w:val="17"/>
+              </w:rPr>
+              <w:t>排除项</w:t>
+            </w:r>
+          </w:p>
+        </w:tc>
+        <w:tc>
+          <w:tcPr>
+            <w:tcW w:type="dxa" w:w="7572"/>
+            <w:vAlign w:val="center"/>
+          </w:tcPr>
+          <w:p>
+            <w:pPr>
+              <w:spacing w:before="0" w:after="0" w:line="240" w:lineRule="auto"/>
+            </w:pPr>
+            <w:r>
+              <w:rPr>
+                <w:rFonts w:ascii="Times New Roman" w:hAnsi="Times New Roman" w:eastAsia="宋体"/>
+                <w:b w:val="0"/>
+                <w:sz w:val="17"/>
+              </w:rPr>
+              <w:t>127.0.0.1、0.0.0.0、255.255.255.255 三个回环/未指定/广播地址（开发调试常见，不计为环境写死风险）。</w:t>
+            </w:r>
+          </w:p>
+        </w:tc>
+      </w:tr>
+      <w:tr>
+        <w:trPr>
+          <w:cantSplit/>
+        </w:trPr>
+        <w:tc>
+          <w:tcPr>
+            <w:tcW w:type="dxa" w:w="1500"/>
+            <w:vAlign w:val="center"/>
+          </w:tcPr>
+          <w:p>
+            <w:pPr>
+              <w:spacing w:before="0" w:after="0" w:line="240" w:lineRule="auto"/>
+            </w:pPr>
+            <w:r>
+              <w:rPr>
+                <w:rFonts w:ascii="Times New Roman" w:hAnsi="Times New Roman" w:eastAsia="宋体"/>
+                <w:b w:val="0"/>
+                <w:sz w:val="17"/>
+              </w:rPr>
+              <w:t>测试样例</w:t>
+            </w:r>
+          </w:p>
+        </w:tc>
+        <w:tc>
+          <w:tcPr>
+            <w:tcW w:type="dxa" w:w="7572"/>
+            <w:vAlign w:val="center"/>
+          </w:tcPr>
+          <w:p>
+            <w:pPr>
+              <w:spacing w:before="0" w:after="0" w:line="240" w:lineRule="auto"/>
+            </w:pPr>
+            <w:r>
+              <w:rPr>
+                <w:rFonts w:ascii="Times New Roman" w:hAnsi="Times New Roman" w:eastAsia="宋体"/>
+                <w:b w:val="0"/>
+                <w:sz w:val="17"/>
+              </w:rPr>
+              <w:t>task2/security/rules/tests/hardcoded-ip-sample.ets 第 2 行：const serverIp = "192.168.1.100";</w:t>
+            </w:r>
+          </w:p>
+        </w:tc>
+      </w:tr>
+      <w:tr>
+        <w:trPr>
+          <w:cantSplit/>
+        </w:trPr>
+        <w:tc>
+          <w:tcPr>
+            <w:tcW w:type="dxa" w:w="1500"/>
+            <w:vAlign w:val="center"/>
+          </w:tcPr>
+          <w:p>
+            <w:pPr>
+              <w:spacing w:before="0" w:after="0" w:line="240" w:lineRule="auto"/>
+            </w:pPr>
+            <w:r>
+              <w:rPr>
+                <w:rFonts w:ascii="Times New Roman" w:hAnsi="Times New Roman" w:eastAsia="宋体"/>
+                <w:b w:val="0"/>
+                <w:sz w:val="17"/>
+              </w:rPr>
+              <w:t>验证方式</w:t>
+            </w:r>
+          </w:p>
+        </w:tc>
+        <w:tc>
+          <w:tcPr>
+            <w:tcW w:type="dxa" w:w="7572"/>
+            <w:vAlign w:val="center"/>
+          </w:tcPr>
+          <w:p>
+            <w:pPr>
+              <w:spacing w:before="0" w:after="0" w:line="240" w:lineRule="auto"/>
+            </w:pPr>
+            <w:r>
+              <w:rPr>
+                <w:rFonts w:ascii="Times New Roman" w:hAnsi="Times New Roman" w:eastAsia="宋体"/>
+                <w:b w:val="0"/>
+                <w:sz w:val="17"/>
+              </w:rPr>
+              <w:t>bash scripts/test_ip_rule.sh：把 .ets 镜像为 .ts 后执行 semgrep scan --config arkts-security.yml --json（Semgrep 不识别 .ets 扩展名）。</w:t>
+            </w:r>
+          </w:p>
+        </w:tc>
+      </w:tr>
+      <w:tr>
+        <w:trPr>
+          <w:cantSplit/>
+        </w:trPr>
+        <w:tc>
+          <w:tcPr>
+            <w:tcW w:type="dxa" w:w="1500"/>
+            <w:vAlign w:val="center"/>
+          </w:tcPr>
+          <w:p>
+            <w:pPr>
+              <w:spacing w:before="0" w:after="0" w:line="240" w:lineRule="auto"/>
+            </w:pPr>
+            <w:r>
+              <w:rPr>
+                <w:rFonts w:ascii="Times New Roman" w:hAnsi="Times New Roman" w:eastAsia="宋体"/>
+                <w:b w:val="0"/>
+                <w:sz w:val="17"/>
+              </w:rPr>
+              <w:t>验证结果</w:t>
+            </w:r>
+          </w:p>
+        </w:tc>
+        <w:tc>
+          <w:tcPr>
+            <w:tcW w:type="dxa" w:w="7572"/>
+            <w:vAlign w:val="center"/>
+          </w:tcPr>
+          <w:p>
+            <w:pPr>
+              <w:spacing w:before="0" w:after="0" w:line="240" w:lineRule="auto"/>
+            </w:pPr>
+            <w:r>
+              <w:rPr>
+                <w:rFonts w:ascii="Times New Roman" w:hAnsi="Times New Roman" w:eastAsia="宋体"/>
+                <w:b w:val="0"/>
+                <w:sz w:val="17"/>
+              </w:rPr>
+              <w:t>规则文件共 11 条加载成功；命中 1 处：ERROR arkts-hardcoded-ip hardcoded-ip-sample.ets:2，解析错误 0 个（截图 01、logs/task3/01-IP规则命中样例.md）。</w:t>
+            </w:r>
+          </w:p>
+        </w:tc>
+      </w:tr>
+      <w:tr>
+        <w:trPr>
+          <w:cantSplit/>
+        </w:trPr>
+        <w:tc>
+          <w:tcPr>
+            <w:tcW w:type="dxa" w:w="1500"/>
+            <w:vAlign w:val="center"/>
+          </w:tcPr>
+          <w:p>
+            <w:pPr>
+              <w:spacing w:before="0" w:after="0" w:line="240" w:lineRule="auto"/>
+            </w:pPr>
+            <w:r>
+              <w:rPr>
+                <w:rFonts w:ascii="Times New Roman" w:hAnsi="Times New Roman" w:eastAsia="宋体"/>
+                <w:b w:val="0"/>
+                <w:sz w:val="17"/>
+              </w:rPr>
+              <w:t>误报复测</w:t>
+            </w:r>
+          </w:p>
+        </w:tc>
+        <w:tc>
+          <w:tcPr>
+            <w:tcW w:type="dxa" w:w="7572"/>
+            <w:vAlign w:val="center"/>
+          </w:tcPr>
+          <w:p>
+            <w:pPr>
+              <w:spacing w:before="0" w:after="0" w:line="240" w:lineRule="auto"/>
+            </w:pPr>
+            <w:r>
+              <w:rPr>
+                <w:rFonts w:ascii="Times New Roman" w:hAnsi="Times New Roman" w:eastAsia="宋体"/>
+                <w:b w:val="0"/>
+                <w:sz w:val="17"/>
+              </w:rPr>
+              <w:t>对修复版 task2 全量扫描 0 命中；对 task2-vulnerable 仍为原有 13 处，无新增 IP 告警，说明规则未误伤 URL、版本号与注释中的地址说明。</w:t>
+            </w:r>
+          </w:p>
+        </w:tc>
+      </w:tr>
+    </w:tbl>
+    <w:p>
+      <w:pPr>
+        <w:spacing w:before="200" w:after="60" w:line="240" w:lineRule="auto"/>
+        <w:ind w:firstLine="480"/>
+      </w:pPr>
+      <w:r>
+        <w:rPr>
+          <w:rFonts w:ascii="Times New Roman" w:hAnsi="Times New Roman" w:eastAsia="宋体"/>
+          <w:b/>
+          <w:color w:val="000000"/>
+          <w:sz w:val="24"/>
+        </w:rPr>
+        <w:t>子任务 3.3：hvigor 门禁原型验证</w:t>
+      </w:r>
+    </w:p>
+    <w:p>
+      <w:pPr>
+        <w:spacing w:before="0" w:after="0" w:line="240" w:lineRule="auto"/>
+        <w:ind w:firstLine="480"/>
+      </w:pPr>
+      <w:r>
+        <w:rPr>
+          <w:rFonts w:ascii="Times New Roman" w:hAnsi="Times New Roman" w:eastAsia="宋体"/>
+          <w:b w:val="0"/>
+          <w:color w:val="000000"/>
+          <w:sz w:val="24"/>
+        </w:rPr>
+        <w:t>门禁实现未直接照搬附录 C 的伪代码（@ohos/code-linter 为示意包名，实际不可运行），而是注册 hvigor 任务 securityScan，在任务内调用 DevEco Studio 自带的 Code Linter 命令行入口，并补充 Semgrep 扫描（含 3.2 新规则）。两者任一报出高危即抛出异常阻断构建。两个工程的实测结果见表 T-5。</w:t>
+      </w:r>
+    </w:p>
+    <w:p>
+      <w:pPr>
+        <w:spacing w:before="180" w:after="60" w:line="240" w:lineRule="auto"/>
+        <w:ind w:firstLine="0"/>
+        <w:jc w:val="center"/>
+      </w:pPr>
+      <w:r>
+        <w:rPr>
+          <w:rFonts w:ascii="Times New Roman" w:hAnsi="Times New Roman" w:eastAsia="宋体"/>
+          <w:b/>
+          <w:color w:val="000000"/>
+          <w:sz w:val="20"/>
+        </w:rPr>
+        <w:t>表 T-5　securityScan 门禁在漏洞版与修复版工程上的实测结果</w:t>
+      </w:r>
+    </w:p>
+    <w:tbl>
+      <w:tblPr>
+        <w:tblW w:type="auto" w:w="0"/>
+        <w:jc w:val="center"/>
+        <w:tblLayout w:type="fixed"/>
+        <w:tblLook w:firstColumn="1" w:firstRow="1" w:lastColumn="0" w:lastRow="0" w:noHBand="0" w:noVBand="1" w:val="04A0"/>
+        <w:tblBorders>
+          <w:top w:val="single" w:sz="4" w:space="0" w:color="auto"/>
+          <w:left w:val="single" w:sz="4" w:space="0" w:color="auto"/>
+          <w:bottom w:val="single" w:sz="4" w:space="0" w:color="auto"/>
+          <w:right w:val="single" w:sz="4" w:space="0" w:color="auto"/>
+          <w:insideH w:val="single" w:sz="4" w:space="0" w:color="auto"/>
+          <w:insideV w:val="single" w:sz="4" w:space="0" w:color="auto"/>
+        </w:tblBorders>
+        <w:tblLayout w:type="fixed"/>
+      </w:tblPr>
+      <w:tblGrid>
+        <w:gridCol w:w="2000"/>
+        <w:gridCol w:w="4200"/>
+        <w:gridCol w:w="2872"/>
+      </w:tblGrid>
+      <w:tr>
+        <w:trPr>
+          <w:cantSplit/>
+          <w:tblHeader/>
+        </w:trPr>
+        <w:tc>
+          <w:tcPr>
+            <w:tcW w:type="dxa" w:w="2000"/>
+            <w:shd w:val="clear" w:color="auto" w:fill="D9D9D9"/>
+            <w:vAlign w:val="center"/>
+          </w:tcPr>
+          <w:p>
+            <w:pPr>
+              <w:spacing w:before="0" w:after="0" w:line="240" w:lineRule="auto"/>
+              <w:jc w:val="center"/>
+            </w:pPr>
+            <w:r>
+              <w:rPr>
+                <w:rFonts w:ascii="Times New Roman" w:hAnsi="Times New Roman" w:eastAsia="宋体"/>
+                <w:b/>
+                <w:sz w:val="17"/>
+              </w:rPr>
+              <w:t>阶段（工程）</w:t>
+            </w:r>
+          </w:p>
+        </w:tc>
+        <w:tc>
+          <w:tcPr>
+            <w:tcW w:type="dxa" w:w="4200"/>
+            <w:shd w:val="clear" w:color="auto" w:fill="D9D9D9"/>
+            <w:vAlign w:val="center"/>
+          </w:tcPr>
+          <w:p>
+            <w:pPr>
+              <w:spacing w:before="0" w:after="0" w:line="240" w:lineRule="auto"/>
+              <w:jc w:val="center"/>
+            </w:pPr>
+            <w:r>
+              <w:rPr>
+                <w:rFonts w:ascii="Times New Roman" w:hAnsi="Times New Roman" w:eastAsia="宋体"/>
+                <w:b/>
+                <w:sz w:val="17"/>
+              </w:rPr>
+              <w:t>扫描结果摘要</w:t>
+            </w:r>
+          </w:p>
+        </w:tc>
+        <w:tc>
+          <w:tcPr>
+            <w:tcW w:type="dxa" w:w="2872"/>
+            <w:shd w:val="clear" w:color="auto" w:fill="D9D9D9"/>
+            <w:vAlign w:val="center"/>
+          </w:tcPr>
+          <w:p>
+            <w:pPr>
+              <w:spacing w:before="0" w:after="0" w:line="240" w:lineRule="auto"/>
+              <w:jc w:val="center"/>
+            </w:pPr>
+            <w:r>
+              <w:rPr>
+                <w:rFonts w:ascii="Times New Roman" w:hAnsi="Times New Roman" w:eastAsia="宋体"/>
+                <w:b/>
+                <w:sz w:val="17"/>
+              </w:rPr>
+              <w:t>门禁结果与证据</w:t>
+            </w:r>
+          </w:p>
+        </w:tc>
+      </w:tr>
+      <w:tr>
+        <w:trPr>
+          <w:cantSplit/>
+        </w:trPr>
+        <w:tc>
+          <w:tcPr>
+            <w:tcW w:type="dxa" w:w="2000"/>
+            <w:vAlign w:val="center"/>
+          </w:tcPr>
+          <w:p>
+            <w:pPr>
+              <w:spacing w:before="0" w:after="0" w:line="240" w:lineRule="auto"/>
+            </w:pPr>
+            <w:r>
+              <w:rPr>
+                <w:rFonts w:ascii="Times New Roman" w:hAnsi="Times New Roman" w:eastAsia="宋体"/>
+                <w:b w:val="0"/>
+                <w:sz w:val="17"/>
+              </w:rPr>
+              <w:t>修复前：task2-vulnerable</w:t>
+            </w:r>
+          </w:p>
+        </w:tc>
+        <w:tc>
+          <w:tcPr>
+            <w:tcW w:type="dxa" w:w="4200"/>
+            <w:vAlign w:val="center"/>
+          </w:tcPr>
+          <w:p>
+            <w:pPr>
+              <w:spacing w:before="0" w:after="0" w:line="240" w:lineRule="auto"/>
+            </w:pPr>
+            <w:r>
+              <w:rPr>
+                <w:rFonts w:ascii="Times New Roman" w:hAnsi="Times New Roman" w:eastAsia="宋体"/>
+                <w:b w:val="0"/>
+                <w:sz w:val="17"/>
+              </w:rPr>
+              <w:t>Code Linter：13 个文件、缺陷 1 个（高危 1，@security/no-unsafe-hash）；Semgrep：13 处（ERROR 11、WARNING 2，含 module.json5 的 exported=true）。</w:t>
+            </w:r>
+          </w:p>
+        </w:tc>
+        <w:tc>
+          <w:tcPr>
+            <w:tcW w:type="dxa" w:w="2872"/>
+            <w:vAlign w:val="center"/>
+          </w:tcPr>
+          <w:p>
+            <w:pPr>
+              <w:spacing w:before="0" w:after="0" w:line="240" w:lineRule="auto"/>
+            </w:pPr>
+            <w:r>
+              <w:rPr>
+                <w:rFonts w:ascii="Times New Roman" w:hAnsi="Times New Roman" w:eastAsia="宋体"/>
+                <w:b w:val="0"/>
+                <w:sz w:val="17"/>
+              </w:rPr>
+              <w:t>阻断：12 个高危问题 → throw → BUILD FAILED，hvigor 退出码 255（截图 02、logs/task3/02-门禁阻断-漏洞版.md）。</w:t>
+            </w:r>
+          </w:p>
+        </w:tc>
+      </w:tr>
+      <w:tr>
+        <w:trPr>
+          <w:cantSplit/>
+        </w:trPr>
+        <w:tc>
+          <w:tcPr>
+            <w:tcW w:type="dxa" w:w="2000"/>
+            <w:vAlign w:val="center"/>
+          </w:tcPr>
+          <w:p>
+            <w:pPr>
+              <w:spacing w:before="0" w:after="0" w:line="240" w:lineRule="auto"/>
+            </w:pPr>
+            <w:r>
+              <w:rPr>
+                <w:rFonts w:ascii="Times New Roman" w:hAnsi="Times New Roman" w:eastAsia="宋体"/>
+                <w:b w:val="0"/>
+                <w:sz w:val="17"/>
+              </w:rPr>
+              <w:t>修复后：task2</w:t>
+            </w:r>
+          </w:p>
+        </w:tc>
+        <w:tc>
+          <w:tcPr>
+            <w:tcW w:type="dxa" w:w="4200"/>
+            <w:vAlign w:val="center"/>
+          </w:tcPr>
+          <w:p>
+            <w:pPr>
+              <w:spacing w:before="0" w:after="0" w:line="240" w:lineRule="auto"/>
+            </w:pPr>
+            <w:r>
+              <w:rPr>
+                <w:rFonts w:ascii="Times New Roman" w:hAnsi="Times New Roman" w:eastAsia="宋体"/>
+                <w:b w:val="0"/>
+                <w:sz w:val="17"/>
+              </w:rPr>
+              <w:t>Code Linter：13 个文件、缺陷 0 个；Semgrep：发现 0 处（ERROR 0、解析错误 0）。</w:t>
+            </w:r>
+          </w:p>
+        </w:tc>
+        <w:tc>
+          <w:tcPr>
+            <w:tcW w:type="dxa" w:w="2872"/>
+            <w:vAlign w:val="center"/>
+          </w:tcPr>
+          <w:p>
+            <w:pPr>
+              <w:spacing w:before="0" w:after="0" w:line="240" w:lineRule="auto"/>
+            </w:pPr>
+            <w:r>
+              <w:rPr>
+                <w:rFonts w:ascii="Times New Roman" w:hAnsi="Times New Roman" w:eastAsia="宋体"/>
+                <w:b w:val="0"/>
+                <w:sz w:val="17"/>
+              </w:rPr>
+              <w:t>放行：BUILD SUCCESSFUL，退出码 0（截图 03、logs/task3/03-门禁放行-修复版.md）。</w:t>
+            </w:r>
+          </w:p>
+        </w:tc>
+      </w:tr>
+    </w:tbl>
+    <w:p>
+      <w:pPr>
+        <w:spacing w:before="0" w:after="0" w:line="240" w:lineRule="auto"/>
+        <w:ind w:firstLine="480"/>
+      </w:pPr>
+      <w:r>
+        <w:rPr>
+          <w:rFonts w:ascii="Times New Roman" w:hAnsi="Times New Roman" w:eastAsia="宋体"/>
+          <w:b w:val="0"/>
+          <w:color w:val="000000"/>
+          <w:sz w:val="24"/>
+        </w:rPr>
+        <w:t>与附录 C 相比，原型有两点补强：① 同一任务内合并 Code Linter 与 Semgrep，修复前高危数由 Code Linter 的 1 个提升到 12 个，弥补其 9/10 类漏洞漏报；② Semgrep 侧把 module.json5 与 .ets 源码一并镜像扫描，使 exported=true 等配置类规则也能进入门禁。</w:t>
+      </w:r>
+    </w:p>
+    <w:p>
+      <w:pPr>
+        <w:spacing w:before="0" w:after="0" w:line="240" w:lineRule="auto"/>
+        <w:ind w:firstLine="480"/>
+      </w:pPr>
+      <w:r>
+        <w:rPr>
+          <w:rFonts w:ascii="Times New Roman" w:hAnsi="Times New Roman" w:eastAsia="宋体"/>
+          <w:b w:val="0"/>
+          <w:color w:val="000000"/>
+          <w:sz w:val="24"/>
+        </w:rPr>
+        <w:t>结论：门禁按“存在高危 issue 即 throw”的规则工作，漏洞版工程 BUILD FAILED、退出码 255，修复版 BUILD SUCCESSFUL、退出码 0，达到“有漏洞阻断、修复后放行”的预期。但其有效性完全取决于底层规则的检出能力：只用 Code Linter 时仅 1 个高危，加入 Semgrep 后才覆盖 12 个；两者仍是静态分析，运行时越权、动态拼接的 IPv4（如由配置/用户输入拼接而成）无法检出，也没有基线、豁免与增量机制。工程落地时应把该任务挂到 assembleHap 之前，配合基线豁免、规则版本锁定、扫描签名与人工审计，并把 Semgrep 安装与 DevEco 路径固定到 CI 镜像中（原型通过 DEVECO_APP、SEMGREP 环境变量指定）。</w:t>
       </w:r>
     </w:p>
     <w:p>
